--- a/japan-kamran-cv.docx
+++ b/japan-kamran-cv.docx
@@ -17,6 +17,7 @@
       <w:r>
         <w:rPr>
           <w:b/>
+          <w:bCs/>
           <w:sz w:val="32"/>
           <w:szCs w:val="32"/>
           <w:highlight w:val="white"/>
@@ -31,108 +32,29 @@
         </w:tabs>
         <w:spacing w:after="100"/>
         <w:rPr>
-          <w:rStyle w:val="Hyperlink"/>
-          <w:sz w:val="20"/>
-          <w:szCs w:val="20"/>
-          <w:highlight w:val="white"/>
-          <w:lang w:val="en-US"/>
-        </w:rPr>
-      </w:pPr>
-      <w:r>
-        <w:rPr>
-          <w:sz w:val="20"/>
-          <w:szCs w:val="20"/>
-          <w:highlight w:val="white"/>
-        </w:rPr>
-        <w:t>0</w:t>
-      </w:r>
-      <w:r>
-        <w:rPr>
-          <w:sz w:val="20"/>
-          <w:szCs w:val="20"/>
-          <w:highlight w:val="white"/>
-        </w:rPr>
-        <w:t>7</w:t>
-      </w:r>
-      <w:r>
-        <w:rPr>
-          <w:sz w:val="20"/>
-          <w:szCs w:val="20"/>
-          <w:highlight w:val="white"/>
-        </w:rPr>
-        <w:t>0-</w:t>
-      </w:r>
-      <w:r>
-        <w:rPr>
-          <w:sz w:val="20"/>
-          <w:szCs w:val="20"/>
-          <w:highlight w:val="white"/>
-        </w:rPr>
-        <w:t>8583</w:t>
-      </w:r>
-      <w:r>
-        <w:rPr>
-          <w:sz w:val="20"/>
-          <w:szCs w:val="20"/>
-          <w:highlight w:val="white"/>
-        </w:rPr>
-        <w:t>-</w:t>
-      </w:r>
-      <w:r>
-        <w:rPr>
-          <w:sz w:val="20"/>
-          <w:szCs w:val="20"/>
-          <w:highlight w:val="white"/>
-        </w:rPr>
-        <w:t>4361</w:t>
-      </w:r>
-      <w:r>
-        <w:rPr>
-          <w:sz w:val="20"/>
-          <w:szCs w:val="20"/>
-          <w:highlight w:val="white"/>
-        </w:rPr>
-        <w:t xml:space="preserve">  |  </w:t>
-      </w:r>
-      <w:r>
-        <w:rPr>
-          <w:sz w:val="20"/>
-          <w:szCs w:val="20"/>
-          <w:highlight w:val="white"/>
-        </w:rPr>
-        <w:t>mohammadkamran1515@gmail.com</w:t>
-      </w:r>
-      <w:r>
-        <w:rPr>
-          <w:sz w:val="20"/>
-          <w:szCs w:val="20"/>
-          <w:highlight w:val="white"/>
-        </w:rPr>
-        <w:t xml:space="preserve">  |  </w:t>
-      </w:r>
-      <w:r>
-        <w:rPr>
-          <w:sz w:val="20"/>
-          <w:szCs w:val="20"/>
-          <w:highlight w:val="white"/>
-        </w:rPr>
-        <w:t>Kitakyushu, Japan</w:t>
-      </w:r>
-      <w:r>
-        <w:rPr>
-          <w:sz w:val="20"/>
-          <w:szCs w:val="20"/>
-          <w:highlight w:val="white"/>
-        </w:rPr>
-        <w:t xml:space="preserve">  |  </w:t>
-      </w:r>
-      <w:hyperlink r:id="rId6" w:history="1">
+          <w:color w:val="0000FF"/>
+          <w:sz w:val="20"/>
+          <w:szCs w:val="20"/>
+          <w:highlight w:val="white"/>
+          <w:u w:val="single"/>
+        </w:rPr>
+      </w:pPr>
+      <w:r>
+        <w:rPr>
+          <w:sz w:val="20"/>
+          <w:szCs w:val="20"/>
+          <w:highlight w:val="white"/>
+        </w:rPr>
+        <w:t xml:space="preserve">070-8583-4361  |  mohammadkamran1515@gmail.com  |  Kitakyushu, Japan  |  </w:t>
+      </w:r>
+      <w:hyperlink r:id="rId5">
         <w:r>
           <w:rPr>
-            <w:rStyle w:val="Hyperlink"/>
+            <w:color w:val="0000FF"/>
             <w:sz w:val="20"/>
             <w:szCs w:val="20"/>
             <w:highlight w:val="white"/>
+            <w:u w:val="single"/>
           </w:rPr>
           <w:t xml:space="preserve">linkedin  </w:t>
         </w:r>
@@ -145,19 +67,23 @@
         </w:rPr>
         <w:t xml:space="preserve">|  </w:t>
       </w:r>
-      <w:hyperlink r:id="rId7" w:history="1">
+      <w:hyperlink r:id="rId6">
         <w:r>
           <w:rPr>
-            <w:rStyle w:val="Hyperlink"/>
+            <w:color w:val="0000FF"/>
             <w:sz w:val="20"/>
             <w:szCs w:val="20"/>
             <w:highlight w:val="white"/>
+            <w:u w:val="single"/>
           </w:rPr>
           <w:t>github</w:t>
         </w:r>
+      </w:hyperlink>
+      <w:hyperlink r:id="rId7">
         <w:r>
           <w:rPr>
-            <w:rStyle w:val="Hyperlink"/>
+            <w:color w:val="0000FF"/>
+            <w:u w:val="single"/>
           </w:rPr>
           <w:t xml:space="preserve"> </w:t>
         </w:r>
@@ -165,21 +91,24 @@
       <w:r>
         <w:t xml:space="preserve">| </w:t>
       </w:r>
+      <w:hyperlink r:id="rId8">
+        <w:r>
+          <w:rPr>
+            <w:color w:val="0000FF"/>
+            <w:u w:val="single"/>
+          </w:rPr>
+          <w:t>Portfolio Website</w:t>
+        </w:r>
+      </w:hyperlink>
       <w:r>
         <w:fldChar w:fldCharType="begin"/>
       </w:r>
       <w:r>
-        <w:instrText>HYPERLINK "https://kamranweb.vercel.app/"</w:instrText>
+        <w:instrText xml:space="preserve"> HYPERLINK "https://kamranweb.vercel.app/" </w:instrText>
       </w:r>
       <w:r>
         <w:fldChar w:fldCharType="separate"/>
       </w:r>
-      <w:r>
-        <w:rPr>
-          <w:rStyle w:val="Hyperlink"/>
-        </w:rPr>
-        <w:t>Portfolio Website</w:t>
-      </w:r>
     </w:p>
     <w:p>
       <w:pPr>
@@ -189,6 +118,7 @@
         <w:spacing w:after="40" w:line="360" w:lineRule="auto"/>
         <w:rPr>
           <w:b/>
+          <w:bCs/>
           <w:sz w:val="24"/>
           <w:szCs w:val="24"/>
           <w:highlight w:val="white"/>
@@ -200,6 +130,7 @@
       <w:r>
         <w:rPr>
           <w:b/>
+          <w:bCs/>
           <w:sz w:val="24"/>
           <w:szCs w:val="24"/>
           <w:highlight w:val="white"/>
@@ -212,33 +143,146 @@
         <w:tabs>
           <w:tab w:val="right" w:pos="9180"/>
         </w:tabs>
+        <w:spacing w:after="40"/>
+        <w:jc w:val="both"/>
+        <w:rPr>
+          <w:sz w:val="20"/>
+          <w:szCs w:val="20"/>
+          <w:highlight w:val="white"/>
+        </w:rPr>
+      </w:pPr>
+      <w:r>
+        <w:rPr>
+          <w:b/>
+          <w:bCs/>
+          <w:sz w:val="20"/>
+          <w:szCs w:val="20"/>
+          <w:highlight w:val="white"/>
+        </w:rPr>
+        <w:t>Full-stack Web Engineer | MEXT Scholar | M.Sc. Candidate</w:t>
+      </w:r>
+      <w:r>
+        <w:rPr>
+          <w:sz w:val="20"/>
+          <w:szCs w:val="20"/>
+          <w:highlight w:val="white"/>
+        </w:rPr>
+        <w:t xml:space="preserve"> 3+ years of industry experience specializing in the </w:t>
+      </w:r>
+      <w:r>
+        <w:rPr>
+          <w:b/>
+          <w:bCs/>
+          <w:sz w:val="20"/>
+          <w:szCs w:val="20"/>
+          <w:highlight w:val="white"/>
+        </w:rPr>
+        <w:t>MERN stack</w:t>
+      </w:r>
+      <w:r>
+        <w:rPr>
+          <w:sz w:val="20"/>
+          <w:szCs w:val="20"/>
+          <w:highlight w:val="white"/>
+        </w:rPr>
+        <w:t xml:space="preserve">, </w:t>
+      </w:r>
+      <w:r>
+        <w:rPr>
+          <w:b/>
+          <w:bCs/>
+          <w:sz w:val="20"/>
+          <w:szCs w:val="20"/>
+          <w:highlight w:val="white"/>
+        </w:rPr>
+        <w:t>TypeScript</w:t>
+      </w:r>
+      <w:r>
+        <w:rPr>
+          <w:sz w:val="20"/>
+          <w:szCs w:val="20"/>
+          <w:highlight w:val="white"/>
+        </w:rPr>
+        <w:t xml:space="preserve">, and </w:t>
+      </w:r>
+      <w:r>
+        <w:rPr>
+          <w:b/>
+          <w:bCs/>
+          <w:sz w:val="20"/>
+          <w:szCs w:val="20"/>
+          <w:highlight w:val="white"/>
+        </w:rPr>
+        <w:t>PHP (Laravel)</w:t>
+      </w:r>
+      <w:r>
+        <w:rPr>
+          <w:sz w:val="20"/>
+          <w:szCs w:val="20"/>
+          <w:highlight w:val="white"/>
+        </w:rPr>
+        <w:t xml:space="preserve">. I am an expert in building scalable, production-ready systems and leveraging </w:t>
+      </w:r>
+      <w:r>
+        <w:rPr>
+          <w:b/>
+          <w:bCs/>
+          <w:sz w:val="20"/>
+          <w:szCs w:val="20"/>
+          <w:highlight w:val="white"/>
+        </w:rPr>
+        <w:t>AI-driven development</w:t>
+      </w:r>
+      <w:r>
+        <w:rPr>
+          <w:sz w:val="20"/>
+          <w:szCs w:val="20"/>
+          <w:highlight w:val="white"/>
+        </w:rPr>
+        <w:t xml:space="preserve"> workflows (Claude Code, Cursor) to improve team efficiency. Currently a </w:t>
+      </w:r>
+      <w:r>
+        <w:rPr>
+          <w:b/>
+          <w:bCs/>
+          <w:sz w:val="20"/>
+          <w:szCs w:val="20"/>
+          <w:highlight w:val="white"/>
+        </w:rPr>
+        <w:t>MEXT Scholar</w:t>
+      </w:r>
+      <w:r>
+        <w:rPr>
+          <w:sz w:val="20"/>
+          <w:szCs w:val="20"/>
+          <w:highlight w:val="white"/>
+        </w:rPr>
+        <w:t xml:space="preserve"> pursuing an M.Sc. in Applied Information Systems in Japan, I hold a valid student visa through December 27, 2026, and possess conversational Japanese proficiency (JLPT N4, N3 candidate for Dec 2026). </w:t>
+      </w:r>
+    </w:p>
+    <w:p>
+      <w:pPr>
+        <w:tabs>
+          <w:tab w:val="right" w:pos="9180"/>
+        </w:tabs>
+        <w:spacing w:after="40"/>
+        <w:jc w:val="both"/>
+        <w:rPr>
+          <w:sz w:val="20"/>
+          <w:szCs w:val="20"/>
+          <w:highlight w:val="white"/>
+        </w:rPr>
+      </w:pPr>
+    </w:p>
+    <w:p>
+      <w:pPr>
+        <w:tabs>
+          <w:tab w:val="right" w:pos="9180"/>
+        </w:tabs>
         <w:spacing w:after="40" w:line="360" w:lineRule="auto"/>
-        <w:jc w:val="both"/>
-        <w:rPr>
-          <w:sz w:val="20"/>
-          <w:szCs w:val="20"/>
-          <w:highlight w:val="white"/>
-          <w:lang w:val="en-US"/>
-        </w:rPr>
-      </w:pPr>
-      <w:r>
-        <w:rPr>
-          <w:sz w:val="20"/>
-          <w:szCs w:val="20"/>
-          <w:highlight w:val="white"/>
-          <w:lang w:val="en-US"/>
-        </w:rPr>
-        <w:t>Full-stack Web Engineer with 3+ years of industry experience. I help businesses build and scale production-ready systems using the MongoDB, Express, Typescript, React, Next JS, Node JS, REST API, PHP (Laravel), and AI-driven development workflows. Currently a MEXT Scholar and M.Sc. candidate in Japan with conversational Japanese proficiency (JLPT N4) and a valid student visa 27 December 2026.</w:t>
-      </w:r>
-    </w:p>
-    <w:p>
-      <w:pPr>
-        <w:tabs>
-          <w:tab w:val="right" w:pos="9180"/>
-        </w:tabs>
-        <w:spacing w:after="40" w:line="360" w:lineRule="auto"/>
-        <w:rPr>
-          <w:b/>
+        <w:rPr>
+          <w:b/>
+          <w:bCs/>
           <w:sz w:val="24"/>
           <w:szCs w:val="24"/>
           <w:highlight w:val="white"/>
@@ -247,6 +291,7 @@
       <w:r>
         <w:rPr>
           <w:b/>
+          <w:bCs/>
           <w:sz w:val="24"/>
           <w:szCs w:val="24"/>
           <w:highlight w:val="white"/>
@@ -269,6 +314,7 @@
       <w:r>
         <w:rPr>
           <w:b/>
+          <w:bCs/>
           <w:sz w:val="20"/>
           <w:szCs w:val="20"/>
           <w:highlight w:val="white"/>
@@ -278,6 +324,7 @@
       <w:r>
         <w:rPr>
           <w:b/>
+          <w:bCs/>
           <w:sz w:val="20"/>
           <w:szCs w:val="20"/>
           <w:highlight w:val="white"/>
@@ -290,55 +337,15 @@
           <w:szCs w:val="20"/>
           <w:highlight w:val="white"/>
         </w:rPr>
-        <w:t>March</w:t>
-      </w:r>
-      <w:r>
-        <w:rPr>
-          <w:sz w:val="20"/>
-          <w:szCs w:val="20"/>
-          <w:highlight w:val="white"/>
-        </w:rPr>
-        <w:t xml:space="preserve"> </w:t>
-      </w:r>
-      <w:r>
-        <w:rPr>
-          <w:sz w:val="20"/>
-          <w:szCs w:val="20"/>
-          <w:highlight w:val="white"/>
-        </w:rPr>
-        <w:t>2021</w:t>
-      </w:r>
-      <w:r>
-        <w:rPr>
-          <w:sz w:val="20"/>
-          <w:szCs w:val="20"/>
-          <w:highlight w:val="white"/>
-        </w:rPr>
-        <w:t xml:space="preserve"> - </w:t>
-      </w:r>
-      <w:r>
-        <w:rPr>
-          <w:sz w:val="20"/>
-          <w:szCs w:val="20"/>
-          <w:highlight w:val="white"/>
-        </w:rPr>
-        <w:t>August</w:t>
-      </w:r>
-      <w:r>
-        <w:rPr>
-          <w:sz w:val="20"/>
-          <w:szCs w:val="20"/>
-          <w:highlight w:val="white"/>
-        </w:rPr>
-        <w:t xml:space="preserve"> 202</w:t>
-      </w:r>
-      <w:r>
-        <w:rPr>
-          <w:sz w:val="20"/>
-          <w:szCs w:val="20"/>
-          <w:highlight w:val="white"/>
-        </w:rPr>
-        <w:t>4</w:t>
+        <w:t>January</w:t>
+      </w:r>
+      <w:r>
+        <w:rPr>
+          <w:sz w:val="20"/>
+          <w:szCs w:val="20"/>
+          <w:highlight w:val="white"/>
+        </w:rPr>
+        <w:t xml:space="preserve"> 2021 - August 2024</w:t>
       </w:r>
     </w:p>
     <w:p>
@@ -353,20 +360,30 @@
           <w:highlight w:val="white"/>
         </w:rPr>
       </w:pPr>
-      <w:r>
-        <w:rPr>
-          <w:sz w:val="20"/>
-          <w:szCs w:val="20"/>
-          <w:highlight w:val="white"/>
-        </w:rPr>
-        <w:t>Reblate Solutions</w:t>
+      <w:proofErr w:type="spellStart"/>
+      <w:r>
+        <w:rPr>
+          <w:sz w:val="20"/>
+          <w:szCs w:val="20"/>
+          <w:highlight w:val="white"/>
+        </w:rPr>
+        <w:t>Reblate</w:t>
+      </w:r>
+      <w:proofErr w:type="spellEnd"/>
+      <w:r>
+        <w:rPr>
+          <w:sz w:val="20"/>
+          <w:szCs w:val="20"/>
+          <w:highlight w:val="white"/>
+        </w:rPr>
+        <w:t xml:space="preserve"> Solutions</w:t>
       </w:r>
     </w:p>
     <w:p>
       <w:pPr>
         <w:numPr>
           <w:ilvl w:val="0"/>
-          <w:numId w:val="5"/>
+          <w:numId w:val="4"/>
         </w:numPr>
         <w:tabs>
           <w:tab w:val="right" w:pos="9180"/>
@@ -384,14 +401,14 @@
           <w:szCs w:val="20"/>
           <w:highlight w:val="white"/>
         </w:rPr>
-        <w:t>Engineered 15+ scalable production web applications supporting internal business systems and Ecommerce Solutions</w:t>
+        <w:t>Engineered 15+ scalable production web applications supporting internal business systems and e-commerce solutions</w:t>
       </w:r>
     </w:p>
     <w:p>
       <w:pPr>
         <w:numPr>
           <w:ilvl w:val="0"/>
-          <w:numId w:val="5"/>
+          <w:numId w:val="4"/>
         </w:numPr>
         <w:tabs>
           <w:tab w:val="right" w:pos="9180"/>
@@ -409,7 +426,7 @@
           <w:szCs w:val="20"/>
           <w:highlight w:val="white"/>
         </w:rPr>
-        <w:t>Designed and deployed a CRM system used by 20+ active team members for customer management and workflow tracking</w:t>
+        <w:t>Improved team workflow efficiency by 70% by centralizing customer data and employee performance tracking</w:t>
       </w:r>
     </w:p>
     <w:p>
@@ -420,6 +437,7 @@
         <w:spacing w:after="40" w:line="360" w:lineRule="auto"/>
         <w:rPr>
           <w:b/>
+          <w:bCs/>
           <w:sz w:val="24"/>
           <w:szCs w:val="24"/>
           <w:highlight w:val="white"/>
@@ -428,6 +446,7 @@
       <w:r>
         <w:rPr>
           <w:b/>
+          <w:bCs/>
           <w:sz w:val="24"/>
           <w:szCs w:val="24"/>
           <w:highlight w:val="white"/>
@@ -453,11 +472,12 @@
           <w:szCs w:val="20"/>
           <w:highlight w:val="white"/>
         </w:rPr>
-        <w:t>University of Kitakyushu, Fukuoka, Japan</w:t>
-      </w:r>
-      <w:r>
-        <w:rPr>
-          <w:b/>
+        <w:t>University of Kitakyushu, Fukuoka, Japan (MEXT Scholar)</w:t>
+      </w:r>
+      <w:r>
+        <w:rPr>
+          <w:b/>
+          <w:bCs/>
           <w:sz w:val="20"/>
           <w:szCs w:val="20"/>
           <w:highlight w:val="white"/>
@@ -483,27 +503,51 @@
           <w:sz w:val="20"/>
           <w:szCs w:val="20"/>
           <w:highlight w:val="white"/>
-          <w:lang w:val="en-US"/>
-        </w:rPr>
-      </w:pPr>
-      <w:r>
-        <w:rPr>
-          <w:sz w:val="20"/>
-          <w:szCs w:val="20"/>
-          <w:highlight w:val="white"/>
-        </w:rPr>
-        <w:t>M.Sc. Applied Information Systems</w:t>
-      </w:r>
-      <w:r>
-        <w:rPr>
-          <w:sz w:val="20"/>
-          <w:szCs w:val="20"/>
-          <w:highlight w:val="white"/>
-        </w:rPr>
-        <w:t>.</w:t>
-      </w:r>
-      <w:r>
-        <w:rPr>
+        </w:rPr>
+      </w:pPr>
+      <w:r>
+        <w:rPr>
+          <w:sz w:val="20"/>
+          <w:szCs w:val="20"/>
+          <w:highlight w:val="white"/>
+        </w:rPr>
+        <w:t>M.Sc. Applied Information Systems.  My Research focuses on Traffic Psychology and Behavior. Conducted driving simulations using CARLA and Python.</w:t>
+      </w:r>
+    </w:p>
+    <w:p>
+      <w:pPr>
+        <w:tabs>
+          <w:tab w:val="right" w:pos="9180"/>
+        </w:tabs>
+        <w:spacing w:after="100"/>
+        <w:rPr>
+          <w:sz w:val="20"/>
+          <w:szCs w:val="20"/>
+          <w:highlight w:val="white"/>
+        </w:rPr>
+      </w:pPr>
+      <w:r>
+        <w:rPr>
+          <w:sz w:val="20"/>
+          <w:szCs w:val="20"/>
+          <w:highlight w:val="white"/>
+        </w:rPr>
+        <w:t>University of Gujrat, Punjab, Pakistan</w:t>
+      </w:r>
+      <w:r>
+        <w:rPr>
+          <w:b/>
+          <w:bCs/>
+          <w:sz w:val="20"/>
+          <w:szCs w:val="20"/>
+          <w:highlight w:val="white"/>
+        </w:rPr>
+        <w:t xml:space="preserve">                                                </w:t>
+      </w:r>
+      <w:r>
+        <w:rPr>
+          <w:b/>
+          <w:bCs/>
           <w:sz w:val="20"/>
           <w:szCs w:val="20"/>
           <w:highlight w:val="white"/>
@@ -516,23 +560,7 @@
           <w:szCs w:val="20"/>
           <w:highlight w:val="white"/>
         </w:rPr>
-        <w:t xml:space="preserve">My Research focuses in Traffic Psychology and Behavior. </w:t>
-      </w:r>
-      <w:r>
-        <w:rPr>
-          <w:sz w:val="20"/>
-          <w:szCs w:val="20"/>
-          <w:highlight w:val="white"/>
-        </w:rPr>
-        <w:t>Conducted driving simulations using CARLA and Python</w:t>
-      </w:r>
-      <w:r>
-        <w:rPr>
-          <w:sz w:val="20"/>
-          <w:szCs w:val="20"/>
-          <w:highlight w:val="white"/>
-        </w:rPr>
-        <w:t>.</w:t>
+        <w:t>September 2016 – September 2020</w:t>
       </w:r>
     </w:p>
     <w:p>
@@ -547,46 +575,8 @@
           <w:highlight w:val="white"/>
         </w:rPr>
       </w:pPr>
-      <w:r>
-        <w:rPr>
-          <w:sz w:val="20"/>
-          <w:szCs w:val="20"/>
-          <w:highlight w:val="white"/>
-        </w:rPr>
-        <w:t>University of Kitakyushu, Fukuoka, Japan</w:t>
-      </w:r>
-      <w:r>
-        <w:rPr>
-          <w:b/>
-          <w:sz w:val="20"/>
-          <w:szCs w:val="20"/>
-          <w:highlight w:val="white"/>
-        </w:rPr>
-        <w:tab/>
-      </w:r>
-      <w:r>
-        <w:rPr>
-          <w:sz w:val="20"/>
-          <w:szCs w:val="20"/>
-          <w:highlight w:val="white"/>
-        </w:rPr>
-        <w:t>September 2016 – September 2020</w:t>
-      </w:r>
-    </w:p>
-    <w:p>
-      <w:pPr>
-        <w:tabs>
-          <w:tab w:val="right" w:pos="9180"/>
-        </w:tabs>
-        <w:spacing w:after="100"/>
-        <w:rPr>
-          <w:sz w:val="20"/>
-          <w:szCs w:val="20"/>
-          <w:highlight w:val="white"/>
-          <w:lang w:val="en-US"/>
-        </w:rPr>
-      </w:pPr>
       <w:proofErr w:type="spellStart"/>
+      <w:proofErr w:type="gramStart"/>
       <w:r>
         <w:rPr>
           <w:sz w:val="20"/>
@@ -596,69 +586,14 @@
         <w:t>B.Sc</w:t>
       </w:r>
       <w:proofErr w:type="spellEnd"/>
-      <w:r>
-        <w:rPr>
-          <w:sz w:val="20"/>
-          <w:szCs w:val="20"/>
-          <w:highlight w:val="white"/>
-        </w:rPr>
-        <w:t xml:space="preserve"> Information Technology</w:t>
-      </w:r>
-      <w:r>
-        <w:rPr>
-          <w:sz w:val="20"/>
-          <w:szCs w:val="20"/>
-          <w:highlight w:val="white"/>
-        </w:rPr>
-        <w:t xml:space="preserve">. I Studied </w:t>
-      </w:r>
-      <w:r>
-        <w:rPr>
-          <w:sz w:val="20"/>
-          <w:szCs w:val="20"/>
-          <w:highlight w:val="white"/>
-        </w:rPr>
-        <w:t>Programming, Data Structures</w:t>
-      </w:r>
-      <w:r>
-        <w:rPr>
-          <w:sz w:val="20"/>
-          <w:szCs w:val="20"/>
-          <w:highlight w:val="white"/>
-        </w:rPr>
-        <w:t xml:space="preserve"> and </w:t>
-      </w:r>
-      <w:r>
-        <w:rPr>
-          <w:sz w:val="20"/>
-          <w:szCs w:val="20"/>
-          <w:highlight w:val="white"/>
-        </w:rPr>
-        <w:t>Software Engineering</w:t>
-      </w:r>
-      <w:r>
-        <w:rPr>
-          <w:sz w:val="20"/>
-          <w:szCs w:val="20"/>
-          <w:highlight w:val="white"/>
-        </w:rPr>
-        <w:t>. I built</w:t>
-      </w:r>
-      <w:r>
-        <w:rPr>
-          <w:sz w:val="20"/>
-          <w:szCs w:val="20"/>
-          <w:highlight w:val="white"/>
-        </w:rPr>
-        <w:t xml:space="preserve"> a first-person survival game using Unity and C#</w:t>
-      </w:r>
-      <w:r>
-        <w:rPr>
-          <w:sz w:val="20"/>
-          <w:szCs w:val="20"/>
-          <w:highlight w:val="white"/>
-        </w:rPr>
-        <w:t xml:space="preserve">. </w:t>
+      <w:proofErr w:type="gramEnd"/>
+      <w:r>
+        <w:rPr>
+          <w:sz w:val="20"/>
+          <w:szCs w:val="20"/>
+          <w:highlight w:val="white"/>
+        </w:rPr>
+        <w:t xml:space="preserve"> Information Technology. I Studied Programming, Data Structures, and Software Engineering. I built a first-person survival game using Unity and C#. </w:t>
       </w:r>
     </w:p>
     <w:p>
@@ -681,6 +616,7 @@
         <w:spacing w:after="40" w:line="360" w:lineRule="auto"/>
         <w:rPr>
           <w:b/>
+          <w:bCs/>
           <w:sz w:val="24"/>
           <w:szCs w:val="24"/>
           <w:highlight w:val="white"/>
@@ -689,6 +625,7 @@
       <w:r>
         <w:rPr>
           <w:b/>
+          <w:bCs/>
           <w:sz w:val="24"/>
           <w:szCs w:val="24"/>
           <w:highlight w:val="white"/>
@@ -720,7 +657,6 @@
           <w:sz w:val="20"/>
           <w:szCs w:val="20"/>
           <w:highlight w:val="white"/>
-          <w:lang w:val="en-US"/>
         </w:rPr>
         <w:t>Languages</w:t>
       </w:r>
@@ -729,18 +665,8 @@
           <w:sz w:val="20"/>
           <w:szCs w:val="20"/>
           <w:highlight w:val="white"/>
-          <w:lang w:val="en-US"/>
-        </w:rPr>
-        <w:t xml:space="preserve">: PHP, JavaScript, </w:t>
-      </w:r>
-      <w:r>
-        <w:rPr>
-          <w:sz w:val="20"/>
-          <w:szCs w:val="20"/>
-          <w:highlight w:val="white"/>
-          <w:lang w:val="en-US"/>
-        </w:rPr>
-        <w:t>TypeScript, Python</w:t>
+        </w:rPr>
+        <w:t>: PHP, JavaScript, TypeScript, Python</w:t>
       </w:r>
     </w:p>
     <w:p>
@@ -812,15 +738,7 @@
           <w:szCs w:val="20"/>
           <w:highlight w:val="white"/>
         </w:rPr>
-        <w:t xml:space="preserve">: Next JS, React.js, HTML5, </w:t>
-      </w:r>
-      <w:r>
-        <w:rPr>
-          <w:sz w:val="20"/>
-          <w:szCs w:val="20"/>
-          <w:highlight w:val="white"/>
-        </w:rPr>
-        <w:t>CSS, TypeScript, Tailwind, Bootstrap</w:t>
+        <w:t>: Next JS, React.js, HTML5, CSS, TypeScript, Tailwind, Bootstrap</w:t>
       </w:r>
     </w:p>
     <w:p>
@@ -956,27 +874,7 @@
           <w:szCs w:val="20"/>
           <w:highlight w:val="white"/>
         </w:rPr>
-        <w:t>Other</w:t>
-      </w:r>
-      <w:r>
-        <w:rPr>
-          <w:b/>
-          <w:bCs/>
-          <w:sz w:val="20"/>
-          <w:szCs w:val="20"/>
-          <w:highlight w:val="white"/>
-        </w:rPr>
-        <w:t>s</w:t>
-      </w:r>
-      <w:r>
-        <w:rPr>
-          <w:b/>
-          <w:bCs/>
-          <w:sz w:val="20"/>
-          <w:szCs w:val="20"/>
-          <w:highlight w:val="white"/>
-        </w:rPr>
-        <w:t>:</w:t>
+        <w:t>Others:</w:t>
       </w:r>
       <w:r>
         <w:rPr>
@@ -1020,15 +918,7 @@
           <w:szCs w:val="20"/>
           <w:highlight w:val="white"/>
         </w:rPr>
-        <w:t xml:space="preserve"> AI Driven Development with Claude Code, Cursor, Windsurf and Antigravity</w:t>
-      </w:r>
-      <w:r>
-        <w:rPr>
-          <w:sz w:val="20"/>
-          <w:szCs w:val="20"/>
-          <w:highlight w:val="white"/>
-        </w:rPr>
-        <w:t>, Data analysis With Python</w:t>
+        <w:t xml:space="preserve"> AI-Driven Development with Claude Code, Cursor, Windsurf, and Antigravity, Data analysis with Python</w:t>
       </w:r>
     </w:p>
     <w:p>
@@ -1039,6 +929,7 @@
         <w:spacing w:after="40" w:line="360" w:lineRule="auto"/>
         <w:rPr>
           <w:b/>
+          <w:bCs/>
           <w:sz w:val="23"/>
           <w:szCs w:val="23"/>
           <w:highlight w:val="white"/>
@@ -1047,6 +938,7 @@
       <w:r>
         <w:rPr>
           <w:b/>
+          <w:bCs/>
           <w:sz w:val="23"/>
           <w:szCs w:val="23"/>
           <w:highlight w:val="white"/>
@@ -1073,6 +965,7 @@
       <w:r>
         <w:rPr>
           <w:b/>
+          <w:bCs/>
           <w:sz w:val="20"/>
           <w:szCs w:val="20"/>
           <w:highlight w:val="white"/>
@@ -1085,31 +978,7 @@
           <w:szCs w:val="20"/>
           <w:highlight w:val="white"/>
         </w:rPr>
-        <w:t xml:space="preserve"> </w:t>
-      </w:r>
-      <w:r>
-        <w:rPr>
-          <w:sz w:val="20"/>
-          <w:szCs w:val="20"/>
-          <w:highlight w:val="white"/>
-        </w:rPr>
-        <w:t>–</w:t>
-      </w:r>
-      <w:r>
-        <w:rPr>
-          <w:sz w:val="20"/>
-          <w:szCs w:val="20"/>
-          <w:highlight w:val="white"/>
-        </w:rPr>
-        <w:t xml:space="preserve"> </w:t>
-      </w:r>
-      <w:r>
-        <w:rPr>
-          <w:sz w:val="20"/>
-          <w:szCs w:val="20"/>
-          <w:highlight w:val="white"/>
-        </w:rPr>
-        <w:t>Business Level</w:t>
+        <w:t xml:space="preserve"> – Business Level</w:t>
       </w:r>
     </w:p>
     <w:p>
@@ -1131,6 +1000,7 @@
       <w:r>
         <w:rPr>
           <w:b/>
+          <w:bCs/>
           <w:sz w:val="20"/>
           <w:szCs w:val="20"/>
           <w:highlight w:val="white"/>
@@ -1143,31 +1013,7 @@
           <w:szCs w:val="20"/>
           <w:highlight w:val="white"/>
         </w:rPr>
-        <w:t xml:space="preserve"> </w:t>
-      </w:r>
-      <w:r>
-        <w:rPr>
-          <w:sz w:val="20"/>
-          <w:szCs w:val="20"/>
-          <w:highlight w:val="white"/>
-        </w:rPr>
-        <w:t>–</w:t>
-      </w:r>
-      <w:r>
-        <w:rPr>
-          <w:sz w:val="20"/>
-          <w:szCs w:val="20"/>
-          <w:highlight w:val="white"/>
-        </w:rPr>
-        <w:t xml:space="preserve"> </w:t>
-      </w:r>
-      <w:r>
-        <w:rPr>
-          <w:sz w:val="20"/>
-          <w:szCs w:val="20"/>
-          <w:highlight w:val="white"/>
-        </w:rPr>
-        <w:t>N4</w:t>
+        <w:t xml:space="preserve"> – N4</w:t>
       </w:r>
     </w:p>
     <w:p>
@@ -1184,40 +1030,14 @@
       </w:pPr>
       <w:r>
         <w:rPr>
-          <w:rFonts w:hint="eastAsia"/>
-          <w:b/>
+          <w:rFonts w:ascii="Arial Unicode MS" w:eastAsia="Arial Unicode MS" w:hAnsi="Arial Unicode MS" w:cs="Arial Unicode MS"/>
+          <w:b/>
+          <w:bCs/>
           <w:sz w:val="32"/>
           <w:szCs w:val="32"/>
         </w:rPr>
         <w:lastRenderedPageBreak/>
-        <w:t>カムラン</w:t>
-      </w:r>
-      <w:r>
-        <w:rPr>
-          <w:b/>
-          <w:sz w:val="32"/>
-          <w:szCs w:val="32"/>
-          <w:lang w:val="en-US"/>
-        </w:rPr>
-        <w:t xml:space="preserve"> </w:t>
-      </w:r>
-      <w:r>
-        <w:rPr>
-          <w:rFonts w:hint="eastAsia"/>
-          <w:b/>
-          <w:sz w:val="32"/>
-          <w:szCs w:val="32"/>
-        </w:rPr>
-        <w:t>ム</w:t>
-      </w:r>
-      <w:r>
-        <w:rPr>
-          <w:rFonts w:hint="eastAsia"/>
-          <w:b/>
-          <w:sz w:val="32"/>
-          <w:szCs w:val="32"/>
-        </w:rPr>
-        <w:t>ハンマド</w:t>
+        <w:t>カムラン ムハンマド</w:t>
       </w:r>
     </w:p>
     <w:p>
@@ -1230,41 +1050,25 @@
           <w:sz w:val="20"/>
           <w:szCs w:val="20"/>
           <w:highlight w:val="white"/>
-          <w:lang w:val="en-US"/>
-        </w:rPr>
-      </w:pPr>
-      <w:r>
-        <w:rPr>
-          <w:sz w:val="20"/>
-          <w:szCs w:val="20"/>
-          <w:highlight w:val="white"/>
-        </w:rPr>
-        <w:t xml:space="preserve">070-8583-4361  |  mohammadkamran1515@gmail.com  |  </w:t>
-      </w:r>
-      <w:r>
-        <w:rPr>
-          <w:sz w:val="20"/>
-          <w:szCs w:val="20"/>
-          <w:highlight w:val="white"/>
-          <w:lang w:val="en-US"/>
-        </w:rPr>
-        <w:t>日本、北九州市</w:t>
-      </w:r>
-      <w:r>
-        <w:rPr>
-          <w:sz w:val="20"/>
-          <w:szCs w:val="20"/>
-          <w:highlight w:val="white"/>
-        </w:rPr>
-        <w:t xml:space="preserve">  |  </w:t>
-      </w:r>
-      <w:hyperlink r:id="rId8" w:history="1">
+        </w:rPr>
+      </w:pPr>
+      <w:r>
+        <w:rPr>
+          <w:rFonts w:ascii="Arial Unicode MS" w:eastAsia="Arial Unicode MS" w:hAnsi="Arial Unicode MS" w:cs="Arial Unicode MS"/>
+          <w:sz w:val="20"/>
+          <w:szCs w:val="20"/>
+          <w:highlight w:val="white"/>
+        </w:rPr>
+        <w:t xml:space="preserve">070-8583-4361  |  mohammadkamran1515@gmail.com  |  日本、北九州市  |  </w:t>
+      </w:r>
+      <w:hyperlink r:id="rId9">
         <w:r>
           <w:rPr>
-            <w:rStyle w:val="Hyperlink"/>
+            <w:color w:val="0000FF"/>
             <w:sz w:val="20"/>
             <w:szCs w:val="20"/>
             <w:highlight w:val="white"/>
+            <w:u w:val="single"/>
           </w:rPr>
           <w:t xml:space="preserve">linkedin  </w:t>
         </w:r>
@@ -1277,19 +1081,23 @@
         </w:rPr>
         <w:t xml:space="preserve">|  </w:t>
       </w:r>
-      <w:hyperlink r:id="rId9" w:history="1">
+      <w:hyperlink r:id="rId10">
         <w:r>
           <w:rPr>
-            <w:rStyle w:val="Hyperlink"/>
+            <w:color w:val="0000FF"/>
             <w:sz w:val="20"/>
             <w:szCs w:val="20"/>
             <w:highlight w:val="white"/>
+            <w:u w:val="single"/>
           </w:rPr>
           <w:t>github</w:t>
         </w:r>
+      </w:hyperlink>
+      <w:hyperlink r:id="rId11">
         <w:r>
           <w:rPr>
-            <w:rStyle w:val="Hyperlink"/>
+            <w:color w:val="0000FF"/>
+            <w:u w:val="single"/>
           </w:rPr>
           <w:t xml:space="preserve"> </w:t>
         </w:r>
@@ -1297,10 +1105,11 @@
       <w:r>
         <w:t xml:space="preserve">| </w:t>
       </w:r>
-      <w:hyperlink r:id="rId10" w:history="1">
+      <w:hyperlink r:id="rId12">
         <w:r>
           <w:rPr>
-            <w:rStyle w:val="Hyperlink"/>
+            <w:color w:val="0000FF"/>
+            <w:u w:val="single"/>
           </w:rPr>
           <w:t>ポートフォリオサイト</w:t>
         </w:r>
@@ -1314,19 +1123,20 @@
         <w:spacing w:after="40" w:line="360" w:lineRule="auto"/>
         <w:rPr>
           <w:b/>
+          <w:bCs/>
           <w:sz w:val="24"/>
           <w:szCs w:val="24"/>
           <w:highlight w:val="white"/>
-          <w:lang w:val="en-US"/>
-        </w:rPr>
-      </w:pPr>
-      <w:r>
-        <w:rPr>
-          <w:b/>
+        </w:rPr>
+      </w:pPr>
+      <w:r>
+        <w:rPr>
+          <w:rFonts w:ascii="Arial Unicode MS" w:eastAsia="Arial Unicode MS" w:hAnsi="Arial Unicode MS" w:cs="Arial Unicode MS"/>
+          <w:b/>
+          <w:bCs/>
           <w:sz w:val="24"/>
           <w:szCs w:val="24"/>
           <w:highlight w:val="white"/>
-          <w:lang w:val="en-US"/>
         </w:rPr>
         <w:t>概要</w:t>
       </w:r>
@@ -1336,342 +1146,45 @@
         <w:tabs>
           <w:tab w:val="right" w:pos="9180"/>
         </w:tabs>
+        <w:spacing w:before="240" w:after="240"/>
+        <w:rPr>
+          <w:sz w:val="20"/>
+          <w:szCs w:val="20"/>
+          <w:highlight w:val="white"/>
+        </w:rPr>
+      </w:pPr>
+      <w:r>
+        <w:rPr>
+          <w:rFonts w:ascii="Arial Unicode MS" w:eastAsia="Arial Unicode MS" w:hAnsi="Arial Unicode MS" w:cs="Arial Unicode MS"/>
+          <w:sz w:val="20"/>
+          <w:szCs w:val="20"/>
+          <w:highlight w:val="white"/>
+        </w:rPr>
+        <w:t>フルスタックWebエンジニア | 文部科学省奨学生 | 修士課程在籍中MERNスタック、TypeScript、PHP（Laravel）を専門とする3年以上の実務経験あり。スケーラブルで本番環境対応のシステム構築、およびAIを活用した開発ワークフロー（Claude Code、Cursor）によるチーム効率の向上に精通しています。現在、文部科学省奨学生として日本で応用情報システムの修士号取得を目指しており、2026年12月27日まで有効な学生ビザを保持しています。また、日常会話レベルの日本語能力を有しています（日本語能力試験N4、2026年12月受験予定のN3）。</w:t>
+      </w:r>
+    </w:p>
+    <w:p>
+      <w:pPr>
+        <w:tabs>
+          <w:tab w:val="right" w:pos="9180"/>
+        </w:tabs>
         <w:spacing w:after="100"/>
         <w:rPr>
-          <w:sz w:val="20"/>
-          <w:szCs w:val="20"/>
-          <w:highlight w:val="white"/>
-          <w:lang w:val="en-US"/>
-        </w:rPr>
-      </w:pPr>
-      <w:r>
-        <w:rPr>
-          <w:sz w:val="20"/>
-          <w:szCs w:val="20"/>
-          <w:highlight w:val="white"/>
-          <w:lang w:val="en-US"/>
-        </w:rPr>
-        <w:t>3</w:t>
-      </w:r>
-      <w:r>
-        <w:rPr>
-          <w:sz w:val="20"/>
-          <w:szCs w:val="20"/>
-          <w:highlight w:val="white"/>
-          <w:lang w:val="en-US"/>
-        </w:rPr>
-        <w:t>年以上の実務経験を持つフルスタック</w:t>
-      </w:r>
-      <w:r>
-        <w:rPr>
-          <w:sz w:val="20"/>
-          <w:szCs w:val="20"/>
-          <w:highlight w:val="white"/>
-          <w:lang w:val="en-US"/>
-        </w:rPr>
-        <w:t>Web</w:t>
-      </w:r>
-      <w:r>
-        <w:rPr>
-          <w:sz w:val="20"/>
-          <w:szCs w:val="20"/>
-          <w:highlight w:val="white"/>
-          <w:lang w:val="en-US"/>
-        </w:rPr>
-        <w:t>エンジニアです。</w:t>
-      </w:r>
-      <w:r>
-        <w:rPr>
-          <w:sz w:val="20"/>
-          <w:szCs w:val="20"/>
-          <w:highlight w:val="white"/>
-          <w:lang w:val="en-US"/>
-        </w:rPr>
-        <w:t>MongoDB</w:t>
-      </w:r>
-      <w:r>
-        <w:rPr>
-          <w:sz w:val="20"/>
-          <w:szCs w:val="20"/>
-          <w:highlight w:val="white"/>
-          <w:lang w:val="en-US"/>
-        </w:rPr>
-        <w:t>、</w:t>
-      </w:r>
-      <w:r>
-        <w:rPr>
-          <w:sz w:val="20"/>
-          <w:szCs w:val="20"/>
-          <w:highlight w:val="white"/>
-          <w:lang w:val="en-US"/>
-        </w:rPr>
-        <w:t>Express</w:t>
-      </w:r>
-      <w:r>
-        <w:rPr>
-          <w:sz w:val="20"/>
-          <w:szCs w:val="20"/>
-          <w:highlight w:val="white"/>
-          <w:lang w:val="en-US"/>
-        </w:rPr>
-        <w:t>、</w:t>
-      </w:r>
-      <w:r>
-        <w:rPr>
-          <w:sz w:val="20"/>
-          <w:szCs w:val="20"/>
-          <w:highlight w:val="white"/>
-          <w:lang w:val="en-US"/>
-        </w:rPr>
-        <w:t>TypeScript</w:t>
-      </w:r>
-      <w:r>
-        <w:rPr>
-          <w:sz w:val="20"/>
-          <w:szCs w:val="20"/>
-          <w:highlight w:val="white"/>
-          <w:lang w:val="en-US"/>
-        </w:rPr>
-        <w:t>、</w:t>
-      </w:r>
-      <w:r>
-        <w:rPr>
-          <w:sz w:val="20"/>
-          <w:szCs w:val="20"/>
-          <w:highlight w:val="white"/>
-          <w:lang w:val="en-US"/>
-        </w:rPr>
-        <w:t>React</w:t>
-      </w:r>
-      <w:r>
-        <w:rPr>
-          <w:sz w:val="20"/>
-          <w:szCs w:val="20"/>
-          <w:highlight w:val="white"/>
-          <w:lang w:val="en-US"/>
-        </w:rPr>
-        <w:t>、</w:t>
-      </w:r>
-      <w:r>
-        <w:rPr>
-          <w:sz w:val="20"/>
-          <w:szCs w:val="20"/>
-          <w:highlight w:val="white"/>
-          <w:lang w:val="en-US"/>
-        </w:rPr>
-        <w:t>Next.js</w:t>
-      </w:r>
-      <w:r>
-        <w:rPr>
-          <w:sz w:val="20"/>
-          <w:szCs w:val="20"/>
-          <w:highlight w:val="white"/>
-          <w:lang w:val="en-US"/>
-        </w:rPr>
-        <w:t>、</w:t>
-      </w:r>
-      <w:r>
-        <w:rPr>
-          <w:sz w:val="20"/>
-          <w:szCs w:val="20"/>
-          <w:highlight w:val="white"/>
-          <w:lang w:val="en-US"/>
-        </w:rPr>
-        <w:t>Node.js</w:t>
-      </w:r>
-      <w:r>
-        <w:rPr>
-          <w:sz w:val="20"/>
-          <w:szCs w:val="20"/>
-          <w:highlight w:val="white"/>
-          <w:lang w:val="en-US"/>
-        </w:rPr>
-        <w:t>、</w:t>
-      </w:r>
-      <w:r>
-        <w:rPr>
-          <w:sz w:val="20"/>
-          <w:szCs w:val="20"/>
-          <w:highlight w:val="white"/>
-          <w:lang w:val="en-US"/>
-        </w:rPr>
-        <w:t>REST API</w:t>
-      </w:r>
-      <w:r>
-        <w:rPr>
-          <w:sz w:val="20"/>
-          <w:szCs w:val="20"/>
-          <w:highlight w:val="white"/>
-          <w:lang w:val="en-US"/>
-        </w:rPr>
-        <w:t>、</w:t>
-      </w:r>
-      <w:r>
-        <w:rPr>
-          <w:sz w:val="20"/>
-          <w:szCs w:val="20"/>
-          <w:highlight w:val="white"/>
-          <w:lang w:val="en-US"/>
-        </w:rPr>
-        <w:t>PHP</w:t>
-      </w:r>
-      <w:r>
-        <w:rPr>
-          <w:sz w:val="20"/>
-          <w:szCs w:val="20"/>
-          <w:highlight w:val="white"/>
-          <w:lang w:val="en-US"/>
-        </w:rPr>
-        <w:t>（</w:t>
-      </w:r>
-      <w:r>
-        <w:rPr>
-          <w:sz w:val="20"/>
-          <w:szCs w:val="20"/>
-          <w:highlight w:val="white"/>
-          <w:lang w:val="en-US"/>
-        </w:rPr>
-        <w:t>Laravel</w:t>
-      </w:r>
-      <w:r>
-        <w:rPr>
-          <w:sz w:val="20"/>
-          <w:szCs w:val="20"/>
-          <w:highlight w:val="white"/>
-          <w:lang w:val="en-US"/>
-        </w:rPr>
-        <w:t>）、および</w:t>
-      </w:r>
-      <w:r>
-        <w:rPr>
-          <w:sz w:val="20"/>
-          <w:szCs w:val="20"/>
-          <w:highlight w:val="white"/>
-          <w:lang w:val="en-US"/>
-        </w:rPr>
-        <w:t>AI</w:t>
-      </w:r>
-      <w:r>
-        <w:rPr>
-          <w:sz w:val="20"/>
-          <w:szCs w:val="20"/>
-          <w:highlight w:val="white"/>
-          <w:lang w:val="en-US"/>
-        </w:rPr>
-        <w:t>を活用した開発ワークフローを活用し、企業が本番環境対応のシステムを構築・拡張できるよう支援しています。現在は文部科学省（</w:t>
-      </w:r>
-      <w:r>
-        <w:rPr>
-          <w:sz w:val="20"/>
-          <w:szCs w:val="20"/>
-          <w:highlight w:val="white"/>
-          <w:lang w:val="en-US"/>
-        </w:rPr>
-        <w:t>MEXT</w:t>
-      </w:r>
-      <w:r>
-        <w:rPr>
-          <w:sz w:val="20"/>
-          <w:szCs w:val="20"/>
-          <w:highlight w:val="white"/>
-          <w:lang w:val="en-US"/>
-        </w:rPr>
-        <w:t>）の奨学生として日本にて修士課程に在籍しており、日常会話レベルの日本語能力（</w:t>
-      </w:r>
-      <w:r>
-        <w:rPr>
-          <w:sz w:val="20"/>
-          <w:szCs w:val="20"/>
-          <w:highlight w:val="white"/>
-          <w:lang w:val="en-US"/>
-        </w:rPr>
-        <w:t>JLPT N4</w:t>
-      </w:r>
-      <w:r>
-        <w:rPr>
-          <w:sz w:val="20"/>
-          <w:szCs w:val="20"/>
-          <w:highlight w:val="white"/>
-          <w:lang w:val="en-US"/>
-        </w:rPr>
-        <w:t>）を有しています。学生ビザの有効期限は</w:t>
-      </w:r>
-      <w:r>
-        <w:rPr>
-          <w:sz w:val="20"/>
-          <w:szCs w:val="20"/>
-          <w:highlight w:val="white"/>
-          <w:lang w:val="en-US"/>
-        </w:rPr>
-        <w:t>2026</w:t>
-      </w:r>
-      <w:r>
-        <w:rPr>
-          <w:sz w:val="20"/>
-          <w:szCs w:val="20"/>
-          <w:highlight w:val="white"/>
-          <w:lang w:val="en-US"/>
-        </w:rPr>
-        <w:t>年</w:t>
-      </w:r>
-      <w:r>
-        <w:rPr>
-          <w:sz w:val="20"/>
-          <w:szCs w:val="20"/>
-          <w:highlight w:val="white"/>
-          <w:lang w:val="en-US"/>
-        </w:rPr>
-        <w:t>12</w:t>
-      </w:r>
-      <w:r>
-        <w:rPr>
-          <w:sz w:val="20"/>
-          <w:szCs w:val="20"/>
-          <w:highlight w:val="white"/>
-          <w:lang w:val="en-US"/>
-        </w:rPr>
-        <w:t>月</w:t>
-      </w:r>
-      <w:r>
-        <w:rPr>
-          <w:sz w:val="20"/>
-          <w:szCs w:val="20"/>
-          <w:highlight w:val="white"/>
-          <w:lang w:val="en-US"/>
-        </w:rPr>
-        <w:t>27</w:t>
-      </w:r>
-      <w:r>
-        <w:rPr>
-          <w:sz w:val="20"/>
-          <w:szCs w:val="20"/>
-          <w:highlight w:val="white"/>
-          <w:lang w:val="en-US"/>
-        </w:rPr>
-        <w:t>日までです。</w:t>
-      </w:r>
-    </w:p>
-    <w:p>
-      <w:pPr>
-        <w:tabs>
-          <w:tab w:val="right" w:pos="9180"/>
-        </w:tabs>
-        <w:spacing w:after="100"/>
-        <w:rPr>
-          <w:b/>
+          <w:b/>
+          <w:bCs/>
           <w:sz w:val="24"/>
           <w:szCs w:val="24"/>
           <w:highlight w:val="white"/>
-          <w:lang w:val="en-US"/>
-        </w:rPr>
-      </w:pPr>
-      <w:r>
-        <w:rPr>
-          <w:b/>
+        </w:rPr>
+      </w:pPr>
+      <w:r>
+        <w:rPr>
+          <w:rFonts w:ascii="Arial Unicode MS" w:eastAsia="Arial Unicode MS" w:hAnsi="Arial Unicode MS" w:cs="Arial Unicode MS"/>
+          <w:b/>
+          <w:bCs/>
           <w:sz w:val="24"/>
           <w:szCs w:val="24"/>
           <w:highlight w:val="white"/>
-          <w:lang w:val="en-US"/>
         </w:rPr>
         <w:t>実績</w:t>
       </w:r>
@@ -1686,13 +1199,13 @@
           <w:sz w:val="20"/>
           <w:szCs w:val="20"/>
           <w:highlight w:val="white"/>
-          <w:lang w:val="en-US"/>
-        </w:rPr>
-      </w:pPr>
-      <w:r>
-        <w:rPr>
-          <w:rFonts w:hint="eastAsia"/>
-          <w:b/>
+        </w:rPr>
+      </w:pPr>
+      <w:r>
+        <w:rPr>
+          <w:rFonts w:ascii="Arial Unicode MS" w:eastAsia="Arial Unicode MS" w:hAnsi="Arial Unicode MS" w:cs="Arial Unicode MS"/>
+          <w:b/>
+          <w:bCs/>
           <w:sz w:val="20"/>
           <w:szCs w:val="20"/>
           <w:highlight w:val="white"/>
@@ -1701,7 +1214,9 @@
       </w:r>
       <w:r>
         <w:rPr>
-          <w:b/>
+          <w:rFonts w:ascii="Arial Unicode MS" w:eastAsia="Arial Unicode MS" w:hAnsi="Arial Unicode MS" w:cs="Arial Unicode MS"/>
+          <w:b/>
+          <w:bCs/>
           <w:sz w:val="20"/>
           <w:szCs w:val="20"/>
           <w:highlight w:val="white"/>
@@ -1710,75 +1225,30 @@
       </w:r>
       <w:r>
         <w:rPr>
-          <w:sz w:val="20"/>
-          <w:szCs w:val="20"/>
-          <w:highlight w:val="white"/>
-          <w:lang w:val="en-US"/>
-        </w:rPr>
-        <w:t>2021</w:t>
-      </w:r>
-      <w:r>
-        <w:rPr>
-          <w:sz w:val="20"/>
-          <w:szCs w:val="20"/>
-          <w:highlight w:val="white"/>
-          <w:lang w:val="en-US"/>
-        </w:rPr>
-        <w:t>年</w:t>
-      </w:r>
-      <w:r>
-        <w:rPr>
-          <w:sz w:val="20"/>
-          <w:szCs w:val="20"/>
-          <w:highlight w:val="white"/>
-          <w:lang w:val="en-US"/>
-        </w:rPr>
-        <w:t>3</w:t>
-      </w:r>
-      <w:r>
-        <w:rPr>
-          <w:sz w:val="20"/>
-          <w:szCs w:val="20"/>
-          <w:highlight w:val="white"/>
-          <w:lang w:val="en-US"/>
-        </w:rPr>
-        <w:t>月～</w:t>
-      </w:r>
-      <w:r>
-        <w:rPr>
-          <w:sz w:val="20"/>
-          <w:szCs w:val="20"/>
-          <w:highlight w:val="white"/>
-          <w:lang w:val="en-US"/>
-        </w:rPr>
-        <w:t>2024</w:t>
-      </w:r>
-      <w:r>
-        <w:rPr>
-          <w:sz w:val="20"/>
-          <w:szCs w:val="20"/>
-          <w:highlight w:val="white"/>
-          <w:lang w:val="en-US"/>
-        </w:rPr>
-        <w:t>年</w:t>
-      </w:r>
-      <w:r>
-        <w:rPr>
-          <w:sz w:val="20"/>
-          <w:szCs w:val="20"/>
-          <w:highlight w:val="white"/>
-          <w:lang w:val="en-US"/>
-        </w:rPr>
-        <w:t>8</w:t>
-      </w:r>
-      <w:r>
-        <w:rPr>
-          <w:sz w:val="20"/>
-          <w:szCs w:val="20"/>
-          <w:highlight w:val="white"/>
-          <w:lang w:val="en-US"/>
-        </w:rPr>
-        <w:t>月</w:t>
+          <w:rFonts w:ascii="Arial Unicode MS" w:eastAsia="Arial Unicode MS" w:hAnsi="Arial Unicode MS" w:cs="Arial Unicode MS"/>
+          <w:sz w:val="20"/>
+          <w:szCs w:val="20"/>
+          <w:highlight w:val="white"/>
+        </w:rPr>
+        <w:t>2021年</w:t>
+      </w:r>
+      <w:r>
+        <w:rPr>
+          <w:rFonts w:ascii="Arial Unicode MS" w:eastAsia="Arial Unicode MS" w:hAnsi="Arial Unicode MS" w:cs="Arial Unicode MS"/>
+          <w:sz w:val="20"/>
+          <w:szCs w:val="20"/>
+          <w:highlight w:val="white"/>
+        </w:rPr>
+        <w:t>1</w:t>
+      </w:r>
+      <w:r>
+        <w:rPr>
+          <w:rFonts w:ascii="Arial Unicode MS" w:eastAsia="Arial Unicode MS" w:hAnsi="Arial Unicode MS" w:cs="Arial Unicode MS"/>
+          <w:sz w:val="20"/>
+          <w:szCs w:val="20"/>
+          <w:highlight w:val="white"/>
+        </w:rPr>
+        <w:t>月～2024年8月</w:t>
       </w:r>
     </w:p>
     <w:p>
@@ -1793,20 +1263,30 @@
           <w:highlight w:val="white"/>
         </w:rPr>
       </w:pPr>
-      <w:r>
-        <w:rPr>
-          <w:sz w:val="20"/>
-          <w:szCs w:val="20"/>
-          <w:highlight w:val="white"/>
-        </w:rPr>
-        <w:t>Reblate Solutions</w:t>
+      <w:proofErr w:type="spellStart"/>
+      <w:r>
+        <w:rPr>
+          <w:sz w:val="20"/>
+          <w:szCs w:val="20"/>
+          <w:highlight w:val="white"/>
+        </w:rPr>
+        <w:t>Reblate</w:t>
+      </w:r>
+      <w:proofErr w:type="spellEnd"/>
+      <w:r>
+        <w:rPr>
+          <w:sz w:val="20"/>
+          <w:szCs w:val="20"/>
+          <w:highlight w:val="white"/>
+        </w:rPr>
+        <w:t xml:space="preserve"> Solutions</w:t>
       </w:r>
     </w:p>
     <w:p>
       <w:pPr>
         <w:numPr>
           <w:ilvl w:val="0"/>
-          <w:numId w:val="5"/>
+          <w:numId w:val="4"/>
         </w:numPr>
         <w:tabs>
           <w:tab w:val="right" w:pos="9180"/>
@@ -1820,66 +1300,18 @@
       </w:pPr>
       <w:r>
         <w:rPr>
-          <w:rFonts w:hint="eastAsia"/>
-          <w:sz w:val="20"/>
-          <w:szCs w:val="20"/>
-        </w:rPr>
-        <w:t>社内業務システムおよび</w:t>
-      </w:r>
-      <w:r>
-        <w:rPr>
-          <w:rFonts w:hint="eastAsia"/>
-          <w:sz w:val="20"/>
-          <w:szCs w:val="20"/>
-        </w:rPr>
-        <w:t>E</w:t>
-      </w:r>
-      <w:r>
-        <w:rPr>
-          <w:rFonts w:hint="eastAsia"/>
-          <w:sz w:val="20"/>
-          <w:szCs w:val="20"/>
-        </w:rPr>
-        <w:t>コマースソリューションを支える、</w:t>
-      </w:r>
-      <w:r>
-        <w:rPr>
-          <w:rFonts w:hint="eastAsia"/>
-          <w:sz w:val="20"/>
-          <w:szCs w:val="20"/>
-        </w:rPr>
-        <w:t>15</w:t>
-      </w:r>
-      <w:r>
-        <w:rPr>
-          <w:rFonts w:hint="eastAsia"/>
-          <w:sz w:val="20"/>
-          <w:szCs w:val="20"/>
-        </w:rPr>
-        <w:t>以上の拡張性のある</w:t>
-      </w:r>
-      <w:r>
-        <w:rPr>
-          <w:rFonts w:hint="eastAsia"/>
-          <w:sz w:val="20"/>
-          <w:szCs w:val="20"/>
-        </w:rPr>
-        <w:t>Web</w:t>
-      </w:r>
-      <w:r>
-        <w:rPr>
-          <w:rFonts w:hint="eastAsia"/>
-          <w:sz w:val="20"/>
-          <w:szCs w:val="20"/>
-        </w:rPr>
-        <w:t>アプリケーションを開発</w:t>
+          <w:rFonts w:ascii="Arial Unicode MS" w:eastAsia="Arial Unicode MS" w:hAnsi="Arial Unicode MS" w:cs="Arial Unicode MS"/>
+          <w:sz w:val="20"/>
+          <w:szCs w:val="20"/>
+        </w:rPr>
+        <w:t>社内業務システムおよびEコマースソリューションを支える、15以上の拡張性のあるWebアプリケーションを開発</w:t>
       </w:r>
     </w:p>
     <w:p>
       <w:pPr>
         <w:numPr>
           <w:ilvl w:val="0"/>
-          <w:numId w:val="5"/>
+          <w:numId w:val="4"/>
         </w:numPr>
         <w:tabs>
           <w:tab w:val="right" w:pos="9180"/>
@@ -1893,45 +1325,20 @@
       </w:pPr>
       <w:r>
         <w:rPr>
-          <w:rFonts w:hint="eastAsia"/>
-          <w:sz w:val="20"/>
-          <w:szCs w:val="20"/>
-        </w:rPr>
-        <w:t>20</w:t>
-      </w:r>
-      <w:r>
-        <w:rPr>
-          <w:rFonts w:hint="eastAsia"/>
-          <w:sz w:val="20"/>
-          <w:szCs w:val="20"/>
-        </w:rPr>
-        <w:t>名以上のチームメンバーが顧客管理やワークフローの追跡に活用する</w:t>
-      </w:r>
-      <w:r>
-        <w:rPr>
-          <w:rFonts w:hint="eastAsia"/>
-          <w:sz w:val="20"/>
-          <w:szCs w:val="20"/>
-        </w:rPr>
-        <w:t>CRM</w:t>
-      </w:r>
-      <w:r>
-        <w:rPr>
-          <w:rFonts w:hint="eastAsia"/>
-          <w:sz w:val="20"/>
-          <w:szCs w:val="20"/>
-        </w:rPr>
-        <w:t>システムを設計・導入した</w:t>
-      </w:r>
-    </w:p>
-    <w:p>
-      <w:pPr>
-        <w:spacing w:before="100" w:beforeAutospacing="1" w:after="100" w:afterAutospacing="1" w:line="240" w:lineRule="auto"/>
+          <w:rFonts w:ascii="Arial Unicode MS" w:eastAsia="Arial Unicode MS" w:hAnsi="Arial Unicode MS" w:cs="Arial Unicode MS"/>
+          <w:sz w:val="20"/>
+          <w:szCs w:val="20"/>
+        </w:rPr>
+        <w:t>顧客データと従業員の業績管理を一元化することで、チームの業務効率を70%向上させた</w:t>
+      </w:r>
+    </w:p>
+    <w:p>
+      <w:pPr>
+        <w:spacing w:before="280" w:after="280" w:line="240" w:lineRule="auto"/>
         <w:rPr>
           <w:rFonts w:ascii="MS PGothic" w:eastAsia="MS PGothic" w:hAnsi="MS PGothic" w:cs="MS PGothic"/>
           <w:sz w:val="24"/>
           <w:szCs w:val="24"/>
-          <w:lang w:val="en-US"/>
         </w:rPr>
       </w:pPr>
       <w:r>
@@ -1939,7 +1346,6 @@
           <w:rFonts w:ascii="MS PGothic" w:eastAsia="MS PGothic" w:hAnsi="MS PGothic" w:cs="MS PGothic"/>
           <w:sz w:val="24"/>
           <w:szCs w:val="24"/>
-          <w:lang w:val="en-US"/>
         </w:rPr>
         <w:t>教育</w:t>
       </w:r>
@@ -1949,26 +1355,26 @@
         <w:tabs>
           <w:tab w:val="right" w:pos="9180"/>
         </w:tabs>
-        <w:spacing w:after="100"/>
-        <w:rPr>
-          <w:sz w:val="20"/>
-          <w:szCs w:val="20"/>
-          <w:highlight w:val="white"/>
-          <w:lang w:val="en-US"/>
-        </w:rPr>
-      </w:pPr>
-      <w:r>
-        <w:rPr>
-          <w:sz w:val="20"/>
-          <w:szCs w:val="20"/>
-          <w:highlight w:val="white"/>
-          <w:lang w:val="en-US"/>
-        </w:rPr>
-        <w:t>北九州大学（福岡県、日本）</w:t>
-      </w:r>
-      <w:r>
-        <w:rPr>
-          <w:b/>
+        <w:spacing w:after="100" w:line="240" w:lineRule="auto"/>
+        <w:rPr>
+          <w:sz w:val="20"/>
+          <w:szCs w:val="20"/>
+          <w:highlight w:val="white"/>
+        </w:rPr>
+      </w:pPr>
+      <w:r>
+        <w:rPr>
+          <w:rFonts w:ascii="Arial Unicode MS" w:eastAsia="Arial Unicode MS" w:hAnsi="Arial Unicode MS" w:cs="Arial Unicode MS"/>
+          <w:sz w:val="20"/>
+          <w:szCs w:val="20"/>
+          <w:highlight w:val="white"/>
+        </w:rPr>
+        <w:t>北九州大学（福岡県、日本） 文部科学省奨学生</w:t>
+      </w:r>
+      <w:r>
+        <w:rPr>
+          <w:b/>
+          <w:bCs/>
           <w:sz w:val="20"/>
           <w:szCs w:val="20"/>
           <w:highlight w:val="white"/>
@@ -1977,161 +1383,61 @@
       </w:r>
       <w:r>
         <w:rPr>
-          <w:sz w:val="20"/>
-          <w:szCs w:val="20"/>
-          <w:highlight w:val="white"/>
-          <w:lang w:val="en-US"/>
-        </w:rPr>
-        <w:t>2024</w:t>
-      </w:r>
-      <w:r>
-        <w:rPr>
-          <w:sz w:val="20"/>
-          <w:szCs w:val="20"/>
-          <w:highlight w:val="white"/>
-          <w:lang w:val="en-US"/>
-        </w:rPr>
-        <w:t>年</w:t>
-      </w:r>
-      <w:r>
-        <w:rPr>
-          <w:sz w:val="20"/>
-          <w:szCs w:val="20"/>
-          <w:highlight w:val="white"/>
-          <w:lang w:val="en-US"/>
-        </w:rPr>
-        <w:t>10</w:t>
-      </w:r>
-      <w:r>
-        <w:rPr>
-          <w:sz w:val="20"/>
-          <w:szCs w:val="20"/>
-          <w:highlight w:val="white"/>
-          <w:lang w:val="en-US"/>
-        </w:rPr>
-        <w:t>月</w:t>
-      </w:r>
-      <w:r>
-        <w:rPr>
-          <w:sz w:val="20"/>
-          <w:szCs w:val="20"/>
-          <w:highlight w:val="white"/>
-          <w:lang w:val="en-US"/>
-        </w:rPr>
-        <w:t xml:space="preserve"> – 2026</w:t>
-      </w:r>
-      <w:r>
-        <w:rPr>
-          <w:sz w:val="20"/>
-          <w:szCs w:val="20"/>
-          <w:highlight w:val="white"/>
-          <w:lang w:val="en-US"/>
-        </w:rPr>
-        <w:t>年</w:t>
-      </w:r>
-      <w:r>
-        <w:rPr>
-          <w:sz w:val="20"/>
-          <w:szCs w:val="20"/>
-          <w:highlight w:val="white"/>
-          <w:lang w:val="en-US"/>
-        </w:rPr>
-        <w:t>9</w:t>
-      </w:r>
-      <w:r>
-        <w:rPr>
-          <w:sz w:val="20"/>
-          <w:szCs w:val="20"/>
-          <w:highlight w:val="white"/>
-          <w:lang w:val="en-US"/>
-        </w:rPr>
-        <w:t>月</w:t>
-      </w:r>
-    </w:p>
-    <w:p>
-      <w:pPr>
-        <w:tabs>
-          <w:tab w:val="right" w:pos="9180"/>
-        </w:tabs>
-        <w:spacing w:after="100"/>
-        <w:rPr>
-          <w:sz w:val="20"/>
-          <w:szCs w:val="20"/>
-          <w:highlight w:val="white"/>
-          <w:lang w:val="en-US"/>
-        </w:rPr>
-      </w:pPr>
-      <w:r>
-        <w:rPr>
-          <w:sz w:val="20"/>
-          <w:szCs w:val="20"/>
-          <w:highlight w:val="white"/>
-          <w:lang w:val="en-US"/>
-        </w:rPr>
-        <w:t>応用情報システム学修士。研究分野は交通心理学および交通行動学。</w:t>
-      </w:r>
-      <w:r>
-        <w:rPr>
-          <w:sz w:val="20"/>
-          <w:szCs w:val="20"/>
-          <w:highlight w:val="white"/>
-          <w:lang w:val="en-US"/>
-        </w:rPr>
-        <w:t>CARLA</w:t>
-      </w:r>
-      <w:r>
-        <w:rPr>
-          <w:sz w:val="20"/>
-          <w:szCs w:val="20"/>
-          <w:highlight w:val="white"/>
-          <w:lang w:val="en-US"/>
-        </w:rPr>
-        <w:t>と</w:t>
-      </w:r>
-      <w:r>
-        <w:rPr>
-          <w:sz w:val="20"/>
-          <w:szCs w:val="20"/>
-          <w:highlight w:val="white"/>
-          <w:lang w:val="en-US"/>
-        </w:rPr>
-        <w:t>Python</w:t>
-      </w:r>
-      <w:r>
-        <w:rPr>
-          <w:sz w:val="20"/>
-          <w:szCs w:val="20"/>
-          <w:highlight w:val="white"/>
-          <w:lang w:val="en-US"/>
-        </w:rPr>
-        <w:t>を用いて運転シミュレーションを実施した。</w:t>
-      </w:r>
-    </w:p>
-    <w:p>
-      <w:pPr>
-        <w:tabs>
-          <w:tab w:val="right" w:pos="9180"/>
-        </w:tabs>
-        <w:spacing w:after="100"/>
-        <w:rPr>
-          <w:sz w:val="20"/>
-          <w:szCs w:val="20"/>
-          <w:highlight w:val="white"/>
-          <w:lang w:val="en-US"/>
-        </w:rPr>
-      </w:pPr>
-      <w:r>
-        <w:rPr>
-          <w:rFonts w:hint="eastAsia"/>
-          <w:sz w:val="20"/>
-          <w:szCs w:val="20"/>
-          <w:highlight w:val="white"/>
-        </w:rPr>
-        <w:t>北九州大学（福岡県、日本）</w:t>
-      </w:r>
-      <w:r>
-        <w:rPr>
-          <w:b/>
+          <w:rFonts w:ascii="Arial Unicode MS" w:eastAsia="Arial Unicode MS" w:hAnsi="Arial Unicode MS" w:cs="Arial Unicode MS"/>
+          <w:sz w:val="20"/>
+          <w:szCs w:val="20"/>
+          <w:highlight w:val="white"/>
+        </w:rPr>
+        <w:t>2024年10月 – 2026年9月</w:t>
+      </w:r>
+    </w:p>
+    <w:p>
+      <w:pPr>
+        <w:tabs>
+          <w:tab w:val="right" w:pos="9180"/>
+        </w:tabs>
+        <w:spacing w:after="100" w:line="240" w:lineRule="auto"/>
+        <w:rPr>
+          <w:sz w:val="20"/>
+          <w:szCs w:val="20"/>
+          <w:highlight w:val="white"/>
+        </w:rPr>
+      </w:pPr>
+      <w:r>
+        <w:rPr>
+          <w:rFonts w:ascii="Arial Unicode MS" w:eastAsia="Arial Unicode MS" w:hAnsi="Arial Unicode MS" w:cs="Arial Unicode MS"/>
+          <w:sz w:val="20"/>
+          <w:szCs w:val="20"/>
+          <w:highlight w:val="white"/>
+        </w:rPr>
+        <w:t>応用情報システム学修士。研究分野は交通心理学および交通行動学。CARLAとPythonを用いて運転シミュレーションを実施した。</w:t>
+      </w:r>
+    </w:p>
+    <w:p>
+      <w:pPr>
+        <w:tabs>
+          <w:tab w:val="right" w:pos="9180"/>
+        </w:tabs>
+        <w:spacing w:before="240" w:after="240" w:line="240" w:lineRule="auto"/>
+        <w:rPr>
+          <w:sz w:val="20"/>
+          <w:szCs w:val="20"/>
+          <w:highlight w:val="white"/>
+        </w:rPr>
+      </w:pPr>
+      <w:r>
+        <w:rPr>
+          <w:rFonts w:ascii="Arial Unicode MS" w:eastAsia="Arial Unicode MS" w:hAnsi="Arial Unicode MS" w:cs="Arial Unicode MS"/>
+          <w:sz w:val="20"/>
+          <w:szCs w:val="20"/>
+          <w:highlight w:val="white"/>
+        </w:rPr>
+        <w:t>パキスタン、パンジャブ州、グジャラート大学</w:t>
+      </w:r>
+      <w:r>
+        <w:rPr>
+          <w:b/>
+          <w:bCs/>
           <w:sz w:val="20"/>
           <w:szCs w:val="20"/>
           <w:highlight w:val="white"/>
@@ -2140,145 +1446,45 @@
       </w:r>
       <w:r>
         <w:rPr>
-          <w:sz w:val="20"/>
-          <w:szCs w:val="20"/>
-          <w:highlight w:val="white"/>
-          <w:lang w:val="en-US"/>
-        </w:rPr>
-        <w:t>2016</w:t>
-      </w:r>
-      <w:r>
-        <w:rPr>
-          <w:sz w:val="20"/>
-          <w:szCs w:val="20"/>
-          <w:highlight w:val="white"/>
-          <w:lang w:val="en-US"/>
-        </w:rPr>
-        <w:t>年</w:t>
-      </w:r>
-      <w:r>
-        <w:rPr>
-          <w:sz w:val="20"/>
-          <w:szCs w:val="20"/>
-          <w:highlight w:val="white"/>
-          <w:lang w:val="en-US"/>
-        </w:rPr>
-        <w:t>9</w:t>
-      </w:r>
-      <w:r>
-        <w:rPr>
-          <w:sz w:val="20"/>
-          <w:szCs w:val="20"/>
-          <w:highlight w:val="white"/>
-          <w:lang w:val="en-US"/>
-        </w:rPr>
-        <w:t>月</w:t>
-      </w:r>
-      <w:r>
-        <w:rPr>
-          <w:sz w:val="20"/>
-          <w:szCs w:val="20"/>
-          <w:highlight w:val="white"/>
-          <w:lang w:val="en-US"/>
-        </w:rPr>
-        <w:t xml:space="preserve"> – 2020</w:t>
-      </w:r>
-      <w:r>
-        <w:rPr>
-          <w:sz w:val="20"/>
-          <w:szCs w:val="20"/>
-          <w:highlight w:val="white"/>
-          <w:lang w:val="en-US"/>
-        </w:rPr>
-        <w:t>年</w:t>
-      </w:r>
-      <w:r>
-        <w:rPr>
-          <w:sz w:val="20"/>
-          <w:szCs w:val="20"/>
-          <w:highlight w:val="white"/>
-          <w:lang w:val="en-US"/>
-        </w:rPr>
-        <w:t>9</w:t>
-      </w:r>
-      <w:r>
-        <w:rPr>
-          <w:sz w:val="20"/>
-          <w:szCs w:val="20"/>
-          <w:highlight w:val="white"/>
-          <w:lang w:val="en-US"/>
-        </w:rPr>
-        <w:t>月</w:t>
-      </w:r>
-    </w:p>
-    <w:p>
-      <w:pPr>
-        <w:tabs>
-          <w:tab w:val="right" w:pos="9180"/>
-        </w:tabs>
-        <w:rPr>
-          <w:sz w:val="20"/>
-          <w:szCs w:val="20"/>
-          <w:highlight w:val="white"/>
-          <w:lang w:val="en-US"/>
-        </w:rPr>
-      </w:pPr>
-      <w:r>
-        <w:rPr>
-          <w:sz w:val="20"/>
-          <w:szCs w:val="20"/>
-          <w:highlight w:val="white"/>
-          <w:lang w:val="en-US"/>
-        </w:rPr>
-        <w:t>情報技術の学士号を取得しました。プログラミング、データ構造、ソフトウェア工学を学びました。</w:t>
-      </w:r>
-      <w:r>
-        <w:rPr>
-          <w:sz w:val="20"/>
-          <w:szCs w:val="20"/>
-          <w:highlight w:val="white"/>
-          <w:lang w:val="en-US"/>
-        </w:rPr>
-        <w:t>Unity</w:t>
-      </w:r>
-      <w:r>
-        <w:rPr>
-          <w:sz w:val="20"/>
-          <w:szCs w:val="20"/>
-          <w:highlight w:val="white"/>
-          <w:lang w:val="en-US"/>
-        </w:rPr>
-        <w:t>と</w:t>
-      </w:r>
-      <w:r>
-        <w:rPr>
-          <w:sz w:val="20"/>
-          <w:szCs w:val="20"/>
-          <w:highlight w:val="white"/>
-          <w:lang w:val="en-US"/>
-        </w:rPr>
-        <w:t>C#</w:t>
-      </w:r>
-      <w:r>
-        <w:rPr>
-          <w:sz w:val="20"/>
-          <w:szCs w:val="20"/>
-          <w:highlight w:val="white"/>
-          <w:lang w:val="en-US"/>
-        </w:rPr>
-        <w:t>を使用して、一人称視点のサバイバルゲームを開発しました。</w:t>
-      </w:r>
-    </w:p>
-    <w:p>
-      <w:pPr>
-        <w:tabs>
-          <w:tab w:val="right" w:pos="9180"/>
-        </w:tabs>
-        <w:rPr>
-          <w:sz w:val="20"/>
-          <w:szCs w:val="20"/>
-          <w:highlight w:val="white"/>
-          <w:lang w:val="en-US"/>
+          <w:rFonts w:ascii="Arial Unicode MS" w:eastAsia="Arial Unicode MS" w:hAnsi="Arial Unicode MS" w:cs="Arial Unicode MS"/>
+          <w:sz w:val="20"/>
+          <w:szCs w:val="20"/>
+          <w:highlight w:val="white"/>
+        </w:rPr>
+        <w:t>2016年9月 – 2020年9月</w:t>
+      </w:r>
+    </w:p>
+    <w:p>
+      <w:pPr>
+        <w:tabs>
+          <w:tab w:val="right" w:pos="9180"/>
+        </w:tabs>
+        <w:spacing w:line="240" w:lineRule="auto"/>
+        <w:rPr>
+          <w:sz w:val="20"/>
+          <w:szCs w:val="20"/>
+          <w:highlight w:val="white"/>
+        </w:rPr>
+      </w:pPr>
+      <w:r>
+        <w:rPr>
+          <w:rFonts w:ascii="Arial Unicode MS" w:eastAsia="Arial Unicode MS" w:hAnsi="Arial Unicode MS" w:cs="Arial Unicode MS"/>
+          <w:sz w:val="20"/>
+          <w:szCs w:val="20"/>
+          <w:highlight w:val="white"/>
+        </w:rPr>
+        <w:t>情報技術の学士号を取得しました。プログラミング、データ構造、ソフトウェア工学を学びました。UnityとC#を使用して、一人称視点のサバイバルゲームを開発しました。</w:t>
+      </w:r>
+    </w:p>
+    <w:p>
+      <w:pPr>
+        <w:tabs>
+          <w:tab w:val="right" w:pos="9180"/>
+        </w:tabs>
+        <w:rPr>
+          <w:sz w:val="20"/>
+          <w:szCs w:val="20"/>
+          <w:highlight w:val="white"/>
         </w:rPr>
       </w:pPr>
     </w:p>
@@ -2296,8 +1502,9 @@
       </w:pPr>
       <w:r>
         <w:rPr>
-          <w:rFonts w:hint="eastAsia"/>
-          <w:b/>
+          <w:rFonts w:ascii="Arial Unicode MS" w:eastAsia="Arial Unicode MS" w:hAnsi="Arial Unicode MS" w:cs="Arial Unicode MS"/>
+          <w:b/>
+          <w:bCs/>
           <w:sz w:val="24"/>
           <w:szCs w:val="24"/>
         </w:rPr>
@@ -2313,7 +1520,7 @@
         <w:tabs>
           <w:tab w:val="right" w:pos="9180"/>
         </w:tabs>
-        <w:spacing w:line="360" w:lineRule="auto"/>
+        <w:spacing w:line="240" w:lineRule="auto"/>
         <w:ind w:left="450"/>
         <w:rPr>
           <w:sz w:val="20"/>
@@ -2323,133 +1530,21 @@
       </w:pPr>
       <w:r>
         <w:rPr>
-          <w:rFonts w:hint="eastAsia"/>
-          <w:b/>
-          <w:bCs/>
-          <w:sz w:val="20"/>
-          <w:szCs w:val="20"/>
-          <w:lang w:val="en-US"/>
-        </w:rPr>
-        <w:t>AI</w:t>
-      </w:r>
-      <w:r>
-        <w:rPr>
-          <w:rFonts w:hint="eastAsia"/>
-          <w:b/>
-          <w:bCs/>
-          <w:sz w:val="20"/>
-          <w:szCs w:val="20"/>
-          <w:lang w:val="en-US"/>
-        </w:rPr>
-        <w:t>スキル：</w:t>
-      </w:r>
-      <w:r>
-        <w:rPr>
-          <w:rFonts w:hint="eastAsia"/>
-          <w:sz w:val="20"/>
-          <w:szCs w:val="20"/>
-          <w:lang w:val="en-US"/>
-        </w:rPr>
-        <w:t>Claude Code</w:t>
-      </w:r>
-      <w:r>
-        <w:rPr>
-          <w:rFonts w:hint="eastAsia"/>
-          <w:sz w:val="20"/>
-          <w:szCs w:val="20"/>
-          <w:lang w:val="en-US"/>
-        </w:rPr>
-        <w:t>、</w:t>
-      </w:r>
-      <w:r>
-        <w:rPr>
-          <w:rFonts w:hint="eastAsia"/>
-          <w:sz w:val="20"/>
-          <w:szCs w:val="20"/>
-          <w:lang w:val="en-US"/>
-        </w:rPr>
-        <w:t>Cursor</w:t>
-      </w:r>
-      <w:r>
-        <w:rPr>
-          <w:rFonts w:hint="eastAsia"/>
-          <w:sz w:val="20"/>
-          <w:szCs w:val="20"/>
-          <w:lang w:val="en-US"/>
-        </w:rPr>
-        <w:t>、</w:t>
-      </w:r>
-      <w:r>
-        <w:rPr>
-          <w:rFonts w:hint="eastAsia"/>
-          <w:sz w:val="20"/>
-          <w:szCs w:val="20"/>
-          <w:lang w:val="en-US"/>
-        </w:rPr>
-        <w:t>Windsurf</w:t>
-      </w:r>
-      <w:r>
-        <w:rPr>
-          <w:rFonts w:hint="eastAsia"/>
-          <w:sz w:val="20"/>
-          <w:szCs w:val="20"/>
-          <w:lang w:val="en-US"/>
-        </w:rPr>
-        <w:t>、</w:t>
-      </w:r>
-      <w:r>
-        <w:rPr>
-          <w:rFonts w:hint="eastAsia"/>
-          <w:sz w:val="20"/>
-          <w:szCs w:val="20"/>
-          <w:lang w:val="en-US"/>
-        </w:rPr>
-        <w:t>Antigravity</w:t>
-      </w:r>
-      <w:r>
-        <w:rPr>
-          <w:rFonts w:hint="eastAsia"/>
-          <w:sz w:val="20"/>
-          <w:szCs w:val="20"/>
-          <w:lang w:val="en-US"/>
-        </w:rPr>
-        <w:t>を活用した</w:t>
-      </w:r>
-      <w:r>
-        <w:rPr>
-          <w:rFonts w:hint="eastAsia"/>
-          <w:sz w:val="20"/>
-          <w:szCs w:val="20"/>
-          <w:lang w:val="en-US"/>
-        </w:rPr>
-        <w:t>AI</w:t>
-      </w:r>
-      <w:r>
-        <w:rPr>
-          <w:rFonts w:hint="eastAsia"/>
-          <w:sz w:val="20"/>
-          <w:szCs w:val="20"/>
-          <w:lang w:val="en-US"/>
-        </w:rPr>
-        <w:t>主導の開発、</w:t>
-      </w:r>
-      <w:r>
-        <w:rPr>
-          <w:rFonts w:hint="eastAsia"/>
-          <w:sz w:val="20"/>
-          <w:szCs w:val="20"/>
-          <w:lang w:val="en-US"/>
-        </w:rPr>
-        <w:t>Python</w:t>
-      </w:r>
-      <w:r>
-        <w:rPr>
-          <w:rFonts w:hint="eastAsia"/>
-          <w:sz w:val="20"/>
-          <w:szCs w:val="20"/>
-          <w:lang w:val="en-US"/>
-        </w:rPr>
-        <w:t>を用いたデータ分析</w:t>
+          <w:rFonts w:ascii="Arial Unicode MS" w:eastAsia="Arial Unicode MS" w:hAnsi="Arial Unicode MS" w:cs="Arial Unicode MS"/>
+          <w:b/>
+          <w:bCs/>
+          <w:sz w:val="20"/>
+          <w:szCs w:val="20"/>
+        </w:rPr>
+        <w:t>AIスキル：</w:t>
+      </w:r>
+      <w:r>
+        <w:rPr>
+          <w:rFonts w:ascii="Arial Unicode MS" w:eastAsia="Arial Unicode MS" w:hAnsi="Arial Unicode MS" w:cs="Arial Unicode MS"/>
+          <w:sz w:val="20"/>
+          <w:szCs w:val="20"/>
+        </w:rPr>
+        <w:t>Claude Code、Cursor、Windsurf、Antigravityを活用したAI主導の開発、Pythonを用いたデータ分析</w:t>
       </w:r>
     </w:p>
     <w:p>
@@ -2461,7 +1556,7 @@
         <w:tabs>
           <w:tab w:val="right" w:pos="9180"/>
         </w:tabs>
-        <w:spacing w:line="360" w:lineRule="auto"/>
+        <w:spacing w:line="240" w:lineRule="auto"/>
         <w:ind w:left="450"/>
         <w:rPr>
           <w:sz w:val="20"/>
@@ -2471,7 +1566,7 @@
       </w:pPr>
       <w:r>
         <w:rPr>
-          <w:rFonts w:hint="eastAsia"/>
+          <w:rFonts w:ascii="Arial Unicode MS" w:eastAsia="Arial Unicode MS" w:hAnsi="Arial Unicode MS" w:cs="Arial Unicode MS"/>
           <w:b/>
           <w:bCs/>
           <w:sz w:val="20"/>
@@ -2481,83 +1576,11 @@
       </w:r>
       <w:r>
         <w:rPr>
-          <w:rFonts w:hint="eastAsia"/>
-          <w:sz w:val="20"/>
-          <w:szCs w:val="20"/>
-        </w:rPr>
-        <w:t>Laravel</w:t>
-      </w:r>
-      <w:r>
-        <w:rPr>
-          <w:rFonts w:hint="eastAsia"/>
-          <w:sz w:val="20"/>
-          <w:szCs w:val="20"/>
-        </w:rPr>
-        <w:t>、</w:t>
-      </w:r>
-      <w:r>
-        <w:rPr>
-          <w:rFonts w:hint="eastAsia"/>
-          <w:sz w:val="20"/>
-          <w:szCs w:val="20"/>
-        </w:rPr>
-        <w:t>Node.js</w:t>
-      </w:r>
-      <w:r>
-        <w:rPr>
-          <w:rFonts w:hint="eastAsia"/>
-          <w:sz w:val="20"/>
-          <w:szCs w:val="20"/>
-        </w:rPr>
-        <w:t>、</w:t>
-      </w:r>
-      <w:r>
-        <w:rPr>
-          <w:rFonts w:hint="eastAsia"/>
-          <w:sz w:val="20"/>
-          <w:szCs w:val="20"/>
-        </w:rPr>
-        <w:t>Express.js</w:t>
-      </w:r>
-      <w:r>
-        <w:rPr>
-          <w:rFonts w:hint="eastAsia"/>
-          <w:sz w:val="20"/>
-          <w:szCs w:val="20"/>
-        </w:rPr>
-        <w:t>、</w:t>
-      </w:r>
-      <w:r>
-        <w:rPr>
-          <w:rFonts w:hint="eastAsia"/>
-          <w:sz w:val="20"/>
-          <w:szCs w:val="20"/>
-        </w:rPr>
-        <w:t>REST API</w:t>
-      </w:r>
-      <w:r>
-        <w:rPr>
-          <w:rFonts w:hint="eastAsia"/>
-          <w:sz w:val="20"/>
-          <w:szCs w:val="20"/>
-        </w:rPr>
-        <w:t>、</w:t>
-      </w:r>
-      <w:r>
-        <w:rPr>
-          <w:rFonts w:hint="eastAsia"/>
-          <w:sz w:val="20"/>
-          <w:szCs w:val="20"/>
-        </w:rPr>
-        <w:t>MVC</w:t>
-      </w:r>
-      <w:r>
-        <w:rPr>
-          <w:rFonts w:hint="eastAsia"/>
-          <w:sz w:val="20"/>
-          <w:szCs w:val="20"/>
-        </w:rPr>
-        <w:t>アーキテクチャ</w:t>
+          <w:rFonts w:ascii="Arial Unicode MS" w:eastAsia="Arial Unicode MS" w:hAnsi="Arial Unicode MS" w:cs="Arial Unicode MS"/>
+          <w:sz w:val="20"/>
+          <w:szCs w:val="20"/>
+        </w:rPr>
+        <w:t>Laravel、Node.js、Express.js、REST API、MVCアーキテクチャ</w:t>
       </w:r>
     </w:p>
     <w:p>
@@ -2569,17 +1592,16 @@
         <w:tabs>
           <w:tab w:val="right" w:pos="9180"/>
         </w:tabs>
-        <w:spacing w:line="360" w:lineRule="auto"/>
+        <w:spacing w:line="240" w:lineRule="auto"/>
         <w:ind w:left="450"/>
         <w:rPr>
           <w:sz w:val="20"/>
           <w:szCs w:val="20"/>
-          <w:lang w:val="en-US"/>
-        </w:rPr>
-      </w:pPr>
-      <w:r>
-        <w:rPr>
-          <w:rFonts w:hint="eastAsia"/>
+        </w:rPr>
+      </w:pPr>
+      <w:r>
+        <w:rPr>
+          <w:rFonts w:ascii="Arial Unicode MS" w:eastAsia="Arial Unicode MS" w:hAnsi="Arial Unicode MS" w:cs="Arial Unicode MS"/>
           <w:b/>
           <w:bCs/>
           <w:sz w:val="20"/>
@@ -2589,107 +1611,11 @@
       </w:r>
       <w:r>
         <w:rPr>
-          <w:sz w:val="20"/>
-          <w:szCs w:val="20"/>
-          <w:lang w:val="en-US"/>
-        </w:rPr>
-        <w:t>Next.js</w:t>
-      </w:r>
-      <w:r>
-        <w:rPr>
-          <w:sz w:val="20"/>
-          <w:szCs w:val="20"/>
-          <w:lang w:val="en-US"/>
-        </w:rPr>
-        <w:t>、</w:t>
-      </w:r>
-      <w:r>
-        <w:rPr>
-          <w:sz w:val="20"/>
-          <w:szCs w:val="20"/>
-          <w:lang w:val="en-US"/>
-        </w:rPr>
-        <w:t>React.js</w:t>
-      </w:r>
-      <w:r>
-        <w:rPr>
-          <w:sz w:val="20"/>
-          <w:szCs w:val="20"/>
-          <w:lang w:val="en-US"/>
-        </w:rPr>
-        <w:t>、</w:t>
-      </w:r>
-      <w:r>
-        <w:rPr>
-          <w:sz w:val="20"/>
-          <w:szCs w:val="20"/>
-          <w:lang w:val="en-US"/>
-        </w:rPr>
-        <w:t>HTML5</w:t>
-      </w:r>
-      <w:r>
-        <w:rPr>
-          <w:sz w:val="20"/>
-          <w:szCs w:val="20"/>
-          <w:lang w:val="en-US"/>
-        </w:rPr>
-        <w:t>、</w:t>
-      </w:r>
-      <w:r>
-        <w:rPr>
-          <w:sz w:val="20"/>
-          <w:szCs w:val="20"/>
-          <w:lang w:val="en-US"/>
-        </w:rPr>
-        <w:t>CSS</w:t>
-      </w:r>
-      <w:r>
-        <w:rPr>
-          <w:sz w:val="20"/>
-          <w:szCs w:val="20"/>
-          <w:lang w:val="en-US"/>
-        </w:rPr>
-        <w:t>、</w:t>
-      </w:r>
-      <w:r>
-        <w:rPr>
-          <w:sz w:val="20"/>
-          <w:szCs w:val="20"/>
-          <w:lang w:val="en-US"/>
-        </w:rPr>
-        <w:t>TypeScript</w:t>
-      </w:r>
-      <w:r>
-        <w:rPr>
-          <w:sz w:val="20"/>
-          <w:szCs w:val="20"/>
-          <w:lang w:val="en-US"/>
-        </w:rPr>
-        <w:t>、</w:t>
-      </w:r>
-      <w:r>
-        <w:rPr>
-          <w:sz w:val="20"/>
-          <w:szCs w:val="20"/>
-          <w:lang w:val="en-US"/>
-        </w:rPr>
-        <w:t>Tailwind</w:t>
-      </w:r>
-      <w:r>
-        <w:rPr>
-          <w:sz w:val="20"/>
-          <w:szCs w:val="20"/>
-          <w:lang w:val="en-US"/>
-        </w:rPr>
-        <w:t>、</w:t>
-      </w:r>
-      <w:r>
-        <w:rPr>
-          <w:sz w:val="20"/>
-          <w:szCs w:val="20"/>
-          <w:lang w:val="en-US"/>
-        </w:rPr>
-        <w:t>Bootstrap</w:t>
+          <w:rFonts w:ascii="Arial Unicode MS" w:eastAsia="Arial Unicode MS" w:hAnsi="Arial Unicode MS" w:cs="Arial Unicode MS"/>
+          <w:sz w:val="20"/>
+          <w:szCs w:val="20"/>
+        </w:rPr>
+        <w:t>Next.js、React.js、HTML5、CSS、TypeScript、Tailwind、Bootstrap</w:t>
       </w:r>
     </w:p>
     <w:p>
@@ -2701,7 +1627,7 @@
         <w:tabs>
           <w:tab w:val="right" w:pos="9180"/>
         </w:tabs>
-        <w:spacing w:line="360" w:lineRule="auto"/>
+        <w:spacing w:line="240" w:lineRule="auto"/>
         <w:ind w:left="450"/>
         <w:rPr>
           <w:sz w:val="20"/>
@@ -2711,7 +1637,7 @@
       </w:pPr>
       <w:r>
         <w:rPr>
-          <w:rFonts w:hint="eastAsia"/>
+          <w:rFonts w:ascii="Arial Unicode MS" w:eastAsia="Arial Unicode MS" w:hAnsi="Arial Unicode MS" w:cs="Arial Unicode MS"/>
           <w:b/>
           <w:bCs/>
           <w:sz w:val="20"/>
@@ -2721,35 +1647,11 @@
       </w:r>
       <w:r>
         <w:rPr>
-          <w:rFonts w:hint="eastAsia"/>
-          <w:sz w:val="20"/>
-          <w:szCs w:val="20"/>
-        </w:rPr>
-        <w:t>MySQL</w:t>
-      </w:r>
-      <w:r>
-        <w:rPr>
-          <w:rFonts w:hint="eastAsia"/>
-          <w:sz w:val="20"/>
-          <w:szCs w:val="20"/>
-        </w:rPr>
-        <w:t>、</w:t>
-      </w:r>
-      <w:r>
-        <w:rPr>
-          <w:rFonts w:hint="eastAsia"/>
-          <w:sz w:val="20"/>
-          <w:szCs w:val="20"/>
-        </w:rPr>
-        <w:t>MongoDB</w:t>
-      </w:r>
-      <w:r>
-        <w:rPr>
-          <w:rFonts w:hint="eastAsia"/>
-          <w:sz w:val="20"/>
-          <w:szCs w:val="20"/>
-        </w:rPr>
-        <w:t>（スキーマ設計、インデックス作成、クエリの最適化）</w:t>
+          <w:rFonts w:ascii="Arial Unicode MS" w:eastAsia="Arial Unicode MS" w:hAnsi="Arial Unicode MS" w:cs="Arial Unicode MS"/>
+          <w:sz w:val="20"/>
+          <w:szCs w:val="20"/>
+        </w:rPr>
+        <w:t>MySQL、MongoDB（スキーマ設計、インデックス作成、クエリの最適化）</w:t>
       </w:r>
       <w:r>
         <w:rPr>
@@ -2769,7 +1671,7 @@
         <w:tabs>
           <w:tab w:val="right" w:pos="9180"/>
         </w:tabs>
-        <w:spacing w:line="360" w:lineRule="auto"/>
+        <w:spacing w:line="240" w:lineRule="auto"/>
         <w:ind w:left="450"/>
         <w:rPr>
           <w:sz w:val="20"/>
@@ -2779,107 +1681,11 @@
       </w:pPr>
       <w:r>
         <w:rPr>
-          <w:rFonts w:hint="eastAsia"/>
-          <w:sz w:val="20"/>
-          <w:szCs w:val="20"/>
-        </w:rPr>
-        <w:t xml:space="preserve">DevOps </w:t>
-      </w:r>
-      <w:r>
-        <w:rPr>
-          <w:rFonts w:hint="eastAsia"/>
-          <w:sz w:val="20"/>
-          <w:szCs w:val="20"/>
-        </w:rPr>
-        <w:t>およびツール：</w:t>
-      </w:r>
-      <w:r>
-        <w:rPr>
-          <w:rFonts w:hint="eastAsia"/>
-          <w:sz w:val="20"/>
-          <w:szCs w:val="20"/>
-        </w:rPr>
-        <w:t>Docker</w:t>
-      </w:r>
-      <w:r>
-        <w:rPr>
-          <w:rFonts w:hint="eastAsia"/>
-          <w:sz w:val="20"/>
-          <w:szCs w:val="20"/>
-        </w:rPr>
-        <w:t>、</w:t>
-      </w:r>
-      <w:r>
-        <w:rPr>
-          <w:rFonts w:hint="eastAsia"/>
-          <w:sz w:val="20"/>
-          <w:szCs w:val="20"/>
-        </w:rPr>
-        <w:t>Git</w:t>
-      </w:r>
-      <w:r>
-        <w:rPr>
-          <w:rFonts w:hint="eastAsia"/>
-          <w:sz w:val="20"/>
-          <w:szCs w:val="20"/>
-        </w:rPr>
-        <w:t>、</w:t>
-      </w:r>
-      <w:r>
-        <w:rPr>
-          <w:rFonts w:hint="eastAsia"/>
-          <w:sz w:val="20"/>
-          <w:szCs w:val="20"/>
-        </w:rPr>
-        <w:t>GitHub</w:t>
-      </w:r>
-      <w:r>
-        <w:rPr>
-          <w:rFonts w:hint="eastAsia"/>
-          <w:sz w:val="20"/>
-          <w:szCs w:val="20"/>
-        </w:rPr>
-        <w:t>、</w:t>
-      </w:r>
-      <w:r>
-        <w:rPr>
-          <w:rFonts w:hint="eastAsia"/>
-          <w:sz w:val="20"/>
-          <w:szCs w:val="20"/>
-        </w:rPr>
-        <w:t xml:space="preserve">CI/CD </w:t>
-      </w:r>
-      <w:r>
-        <w:rPr>
-          <w:rFonts w:hint="eastAsia"/>
-          <w:sz w:val="20"/>
-          <w:szCs w:val="20"/>
-        </w:rPr>
-        <w:t>パイプライン、</w:t>
-      </w:r>
-      <w:r>
-        <w:rPr>
-          <w:rFonts w:hint="eastAsia"/>
-          <w:sz w:val="20"/>
-          <w:szCs w:val="20"/>
-        </w:rPr>
-        <w:t xml:space="preserve">Postman API </w:t>
-      </w:r>
-      <w:r>
-        <w:rPr>
-          <w:rFonts w:hint="eastAsia"/>
-          <w:sz w:val="20"/>
-          <w:szCs w:val="20"/>
-        </w:rPr>
-        <w:t>テスト</w:t>
-      </w:r>
-      <w:r>
-        <w:rPr>
-          <w:rFonts w:hint="eastAsia"/>
-          <w:sz w:val="20"/>
-          <w:szCs w:val="20"/>
-        </w:rPr>
-        <w:t xml:space="preserve"> </w:t>
+          <w:rFonts w:ascii="Arial Unicode MS" w:eastAsia="Arial Unicode MS" w:hAnsi="Arial Unicode MS" w:cs="Arial Unicode MS"/>
+          <w:sz w:val="20"/>
+          <w:szCs w:val="20"/>
+        </w:rPr>
+        <w:t xml:space="preserve">DevOps およびツール：Docker、Git、GitHub、CI/CD パイプライン、Postman API テスト </w:t>
       </w:r>
     </w:p>
     <w:p>
@@ -2890,6 +1696,7 @@
         <w:spacing w:after="40" w:line="360" w:lineRule="auto"/>
         <w:rPr>
           <w:b/>
+          <w:bCs/>
           <w:sz w:val="23"/>
           <w:szCs w:val="23"/>
           <w:highlight w:val="white"/>
@@ -2897,8 +1704,9 @@
       </w:pPr>
       <w:r>
         <w:rPr>
-          <w:rFonts w:hint="eastAsia"/>
-          <w:b/>
+          <w:rFonts w:ascii="Arial Unicode MS" w:eastAsia="Arial Unicode MS" w:hAnsi="Arial Unicode MS" w:cs="Arial Unicode MS"/>
+          <w:b/>
+          <w:bCs/>
           <w:sz w:val="23"/>
           <w:szCs w:val="23"/>
         </w:rPr>
@@ -2914,84 +1722,49 @@
         <w:tabs>
           <w:tab w:val="right" w:pos="9180"/>
         </w:tabs>
-        <w:spacing w:after="240"/>
-        <w:rPr>
-          <w:sz w:val="20"/>
-          <w:szCs w:val="20"/>
-          <w:highlight w:val="white"/>
-        </w:rPr>
-      </w:pPr>
-      <w:r>
-        <w:rPr>
-          <w:rFonts w:hint="eastAsia"/>
-          <w:b/>
-          <w:sz w:val="20"/>
-          <w:szCs w:val="20"/>
-        </w:rPr>
-        <w:t>英語</w:t>
-      </w:r>
-      <w:r>
-        <w:rPr>
-          <w:rFonts w:hint="eastAsia"/>
-          <w:b/>
-          <w:sz w:val="20"/>
-          <w:szCs w:val="20"/>
-        </w:rPr>
-        <w:t xml:space="preserve"> </w:t>
-      </w:r>
-      <w:r>
-        <w:rPr>
-          <w:rFonts w:hint="eastAsia"/>
-          <w:b/>
-          <w:sz w:val="20"/>
-          <w:szCs w:val="20"/>
-        </w:rPr>
-        <w:t>–</w:t>
-      </w:r>
-      <w:r>
-        <w:rPr>
-          <w:rFonts w:hint="eastAsia"/>
-          <w:b/>
-          <w:sz w:val="20"/>
-          <w:szCs w:val="20"/>
-        </w:rPr>
-        <w:t xml:space="preserve"> </w:t>
-      </w:r>
-      <w:r>
-        <w:rPr>
-          <w:rFonts w:hint="eastAsia"/>
-          <w:b/>
-          <w:sz w:val="20"/>
-          <w:szCs w:val="20"/>
-        </w:rPr>
-        <w:t>ビジネスレベル、日本語</w:t>
-      </w:r>
-      <w:r>
-        <w:rPr>
-          <w:rFonts w:hint="eastAsia"/>
-          <w:b/>
-          <w:sz w:val="20"/>
-          <w:szCs w:val="20"/>
-        </w:rPr>
-        <w:t xml:space="preserve"> </w:t>
-      </w:r>
-      <w:r>
-        <w:rPr>
-          <w:rFonts w:hint="eastAsia"/>
-          <w:b/>
-          <w:sz w:val="20"/>
-          <w:szCs w:val="20"/>
-        </w:rPr>
-        <w:t>–</w:t>
-      </w:r>
-      <w:r>
-        <w:rPr>
-          <w:rFonts w:hint="eastAsia"/>
-          <w:b/>
-          <w:sz w:val="20"/>
-          <w:szCs w:val="20"/>
-        </w:rPr>
-        <w:t xml:space="preserve"> N4</w:t>
+        <w:spacing w:after="240" w:line="240" w:lineRule="auto"/>
+        <w:rPr>
+          <w:sz w:val="20"/>
+          <w:szCs w:val="20"/>
+          <w:highlight w:val="white"/>
+        </w:rPr>
+      </w:pPr>
+      <w:r>
+        <w:rPr>
+          <w:rFonts w:ascii="Arial Unicode MS" w:eastAsia="Arial Unicode MS" w:hAnsi="Arial Unicode MS" w:cs="Arial Unicode MS"/>
+          <w:b/>
+          <w:bCs/>
+          <w:sz w:val="20"/>
+          <w:szCs w:val="20"/>
+        </w:rPr>
+        <w:t>英語 – ビジネスレベル、</w:t>
+      </w:r>
+    </w:p>
+    <w:p>
+      <w:pPr>
+        <w:numPr>
+          <w:ilvl w:val="0"/>
+          <w:numId w:val="2"/>
+        </w:numPr>
+        <w:tabs>
+          <w:tab w:val="right" w:pos="9180"/>
+        </w:tabs>
+        <w:spacing w:after="240" w:line="240" w:lineRule="auto"/>
+        <w:rPr>
+          <w:sz w:val="20"/>
+          <w:szCs w:val="20"/>
+          <w:highlight w:val="white"/>
+        </w:rPr>
+      </w:pPr>
+      <w:r>
+        <w:rPr>
+          <w:rFonts w:ascii="Arial Unicode MS" w:eastAsia="Arial Unicode MS" w:hAnsi="Arial Unicode MS" w:cs="Arial Unicode MS"/>
+          <w:b/>
+          <w:bCs/>
+          <w:sz w:val="20"/>
+          <w:szCs w:val="20"/>
+        </w:rPr>
+        <w:t>日本語 – N4</w:t>
       </w:r>
     </w:p>
     <w:sectPr>
@@ -3007,9 +1780,9 @@
 <file path=word/numbering.xml><?xml version="1.0" encoding="utf-8"?>
 <w:numbering xmlns:wpc="http://schemas.microsoft.com/office/word/2010/wordprocessingCanvas" xmlns:cx="http://schemas.microsoft.com/office/drawing/2014/chartex" xmlns:cx1="http://schemas.microsoft.com/office/drawing/2015/9/8/chartex" xmlns:cx2="http://schemas.microsoft.com/office/drawing/2015/10/21/chartex" xmlns:cx3="http://schemas.microsoft.com/office/drawing/2016/5/9/chartex" xmlns:cx4="http://schemas.microsoft.com/office/drawing/2016/5/10/chartex" xmlns:cx5="http://schemas.microsoft.com/office/drawing/2016/5/11/chartex" xmlns:cx6="http://schemas.microsoft.com/office/drawing/2016/5/12/chartex" xmlns:cx7="http://schemas.microsoft.com/office/drawing/2016/5/13/chartex" xmlns:cx8="http://schemas.microsoft.com/office/drawing/2016/5/14/chartex" xmlns:mc="http://schemas.openxmlformats.org/markup-compatibility/2006" xmlns:aink="http://schemas.microsoft.com/office/drawing/2016/ink" xmlns:am3d="http://schemas.microsoft.com/office/drawing/2017/model3d" xmlns:o="urn:schemas-microsoft-com:office:office" xmlns:oel="http://schemas.microsoft.com/office/2019/extlst" xmlns:r="http://schemas.openxmlformats.org/officeDocument/2006/relationships" xmlns:m="http://schemas.openxmlformats.org/officeDocument/2006/math" xmlns:v="urn:schemas-microsoft-com:vml" xmlns:wp14="http://schemas.microsoft.com/office/word/2010/wordprocessingDrawing" xmlns:wp="http://schemas.openxmlformats.org/drawingml/2006/wordprocessingDrawing" xmlns:w10="urn:schemas-microsoft-com:office:word" xmlns:w="http://schemas.openxmlformats.org/wordprocessingml/2006/main" xmlns:w14="http://schemas.microsoft.com/office/word/2010/wordml" xmlns:w15="http://schemas.microsoft.com/office/word/2012/wordml" xmlns:w16cex="http://schemas.microsoft.com/office/word/2018/wordml/cex" xmlns:w16cid="http://schemas.microsoft.com/office/word/2016/wordml/cid" xmlns:w16="http://schemas.microsoft.com/office/word/2018/wordml" xmlns:w16du="http://schemas.microsoft.com/office/word/2023/wordml/word16du" xmlns:w16sdtdh="http://schemas.microsoft.com/office/word/2020/wordml/sdtdatahash" xmlns:w16sdtfl="http://schemas.microsoft.com/office/word/2024/wordml/sdtformatlock" xmlns:w16se="http://schemas.microsoft.com/office/word/2015/wordml/symex" xmlns:wpg="http://schemas.microsoft.com/office/word/2010/wordprocessingGroup" xmlns:wpi="http://schemas.microsoft.com/office/word/2010/wordprocessingInk" xmlns:wne="http://schemas.microsoft.com/office/word/2006/wordml" xmlns:wps="http://schemas.microsoft.com/office/word/2010/wordprocessingShape" mc:Ignorable="w14 w15 w16se w16cid w16 w16cex w16sdtdh w16sdtfl w16du wp14">
   <w:abstractNum w:abstractNumId="0" w15:restartNumberingAfterBreak="0">
-    <w:nsid w:val="2E430A7B"/>
+    <w:nsid w:val="0ECE2BCD"/>
     <w:multiLevelType w:val="multilevel"/>
-    <w:tmpl w:val="7112587A"/>
+    <w:tmpl w:val="7A966FA2"/>
     <w:lvl w:ilvl="0">
       <w:start w:val="1"/>
       <w:numFmt w:val="bullet"/>
@@ -3120,16 +1893,16 @@
     </w:lvl>
   </w:abstractNum>
   <w:abstractNum w:abstractNumId="1" w15:restartNumberingAfterBreak="0">
-    <w:nsid w:val="37516677"/>
+    <w:nsid w:val="2786096A"/>
     <w:multiLevelType w:val="multilevel"/>
-    <w:tmpl w:val="4BEE5C1E"/>
+    <w:tmpl w:val="BB9CDD60"/>
     <w:lvl w:ilvl="0">
       <w:start w:val="1"/>
       <w:numFmt w:val="bullet"/>
       <w:lvlText w:val="●"/>
       <w:lvlJc w:val="left"/>
       <w:pPr>
-        <w:ind w:left="720" w:hanging="360"/>
+        <w:ind w:left="450" w:hanging="360"/>
       </w:pPr>
       <w:rPr>
         <w:u w:val="none"/>
@@ -3233,9 +2006,9 @@
     </w:lvl>
   </w:abstractNum>
   <w:abstractNum w:abstractNumId="2" w15:restartNumberingAfterBreak="0">
-    <w:nsid w:val="500B0D45"/>
+    <w:nsid w:val="62761F41"/>
     <w:multiLevelType w:val="multilevel"/>
-    <w:tmpl w:val="66CE5846"/>
+    <w:tmpl w:val="7ADCB7A0"/>
     <w:lvl w:ilvl="0">
       <w:start w:val="1"/>
       <w:numFmt w:val="bullet"/>
@@ -3346,9 +2119,9 @@
     </w:lvl>
   </w:abstractNum>
   <w:abstractNum w:abstractNumId="3" w15:restartNumberingAfterBreak="0">
-    <w:nsid w:val="509E142B"/>
+    <w:nsid w:val="6DEC37EA"/>
     <w:multiLevelType w:val="multilevel"/>
-    <w:tmpl w:val="42E46F00"/>
+    <w:tmpl w:val="7F487EB6"/>
     <w:lvl w:ilvl="0">
       <w:start w:val="1"/>
       <w:numFmt w:val="bullet"/>
@@ -3458,248 +2231,16 @@
       </w:rPr>
     </w:lvl>
   </w:abstractNum>
-  <w:abstractNum w:abstractNumId="4" w15:restartNumberingAfterBreak="0">
-    <w:nsid w:val="7B552EFB"/>
-    <w:multiLevelType w:val="multilevel"/>
-    <w:tmpl w:val="FB7446A6"/>
-    <w:lvl w:ilvl="0">
-      <w:start w:val="1"/>
-      <w:numFmt w:val="bullet"/>
-      <w:lvlText w:val="●"/>
-      <w:lvlJc w:val="left"/>
-      <w:pPr>
-        <w:ind w:left="450" w:hanging="360"/>
-      </w:pPr>
-      <w:rPr>
-        <w:u w:val="none"/>
-      </w:rPr>
-    </w:lvl>
-    <w:lvl w:ilvl="1">
-      <w:start w:val="1"/>
-      <w:numFmt w:val="bullet"/>
-      <w:lvlText w:val="○"/>
-      <w:lvlJc w:val="left"/>
-      <w:pPr>
-        <w:ind w:left="1440" w:hanging="360"/>
-      </w:pPr>
-      <w:rPr>
-        <w:u w:val="none"/>
-      </w:rPr>
-    </w:lvl>
-    <w:lvl w:ilvl="2">
-      <w:start w:val="1"/>
-      <w:numFmt w:val="bullet"/>
-      <w:lvlText w:val="■"/>
-      <w:lvlJc w:val="left"/>
-      <w:pPr>
-        <w:ind w:left="2160" w:hanging="360"/>
-      </w:pPr>
-      <w:rPr>
-        <w:u w:val="none"/>
-      </w:rPr>
-    </w:lvl>
-    <w:lvl w:ilvl="3">
-      <w:start w:val="1"/>
-      <w:numFmt w:val="bullet"/>
-      <w:lvlText w:val="●"/>
-      <w:lvlJc w:val="left"/>
-      <w:pPr>
-        <w:ind w:left="2880" w:hanging="360"/>
-      </w:pPr>
-      <w:rPr>
-        <w:u w:val="none"/>
-      </w:rPr>
-    </w:lvl>
-    <w:lvl w:ilvl="4">
-      <w:start w:val="1"/>
-      <w:numFmt w:val="bullet"/>
-      <w:lvlText w:val="○"/>
-      <w:lvlJc w:val="left"/>
-      <w:pPr>
-        <w:ind w:left="3600" w:hanging="360"/>
-      </w:pPr>
-      <w:rPr>
-        <w:u w:val="none"/>
-      </w:rPr>
-    </w:lvl>
-    <w:lvl w:ilvl="5">
-      <w:start w:val="1"/>
-      <w:numFmt w:val="bullet"/>
-      <w:lvlText w:val="■"/>
-      <w:lvlJc w:val="left"/>
-      <w:pPr>
-        <w:ind w:left="4320" w:hanging="360"/>
-      </w:pPr>
-      <w:rPr>
-        <w:u w:val="none"/>
-      </w:rPr>
-    </w:lvl>
-    <w:lvl w:ilvl="6">
-      <w:start w:val="1"/>
-      <w:numFmt w:val="bullet"/>
-      <w:lvlText w:val="●"/>
-      <w:lvlJc w:val="left"/>
-      <w:pPr>
-        <w:ind w:left="5040" w:hanging="360"/>
-      </w:pPr>
-      <w:rPr>
-        <w:u w:val="none"/>
-      </w:rPr>
-    </w:lvl>
-    <w:lvl w:ilvl="7">
-      <w:start w:val="1"/>
-      <w:numFmt w:val="bullet"/>
-      <w:lvlText w:val="○"/>
-      <w:lvlJc w:val="left"/>
-      <w:pPr>
-        <w:ind w:left="5760" w:hanging="360"/>
-      </w:pPr>
-      <w:rPr>
-        <w:u w:val="none"/>
-      </w:rPr>
-    </w:lvl>
-    <w:lvl w:ilvl="8">
-      <w:start w:val="1"/>
-      <w:numFmt w:val="bullet"/>
-      <w:lvlText w:val="■"/>
-      <w:lvlJc w:val="left"/>
-      <w:pPr>
-        <w:ind w:left="6480" w:hanging="360"/>
-      </w:pPr>
-      <w:rPr>
-        <w:u w:val="none"/>
-      </w:rPr>
-    </w:lvl>
-  </w:abstractNum>
-  <w:abstractNum w:abstractNumId="5" w15:restartNumberingAfterBreak="0">
-    <w:nsid w:val="7F2C0645"/>
-    <w:multiLevelType w:val="multilevel"/>
-    <w:tmpl w:val="6EC02996"/>
-    <w:lvl w:ilvl="0">
-      <w:start w:val="1"/>
-      <w:numFmt w:val="bullet"/>
-      <w:lvlText w:val="●"/>
-      <w:lvlJc w:val="left"/>
-      <w:pPr>
-        <w:ind w:left="720" w:hanging="360"/>
-      </w:pPr>
-      <w:rPr>
-        <w:u w:val="none"/>
-      </w:rPr>
-    </w:lvl>
-    <w:lvl w:ilvl="1">
-      <w:start w:val="1"/>
-      <w:numFmt w:val="bullet"/>
-      <w:lvlText w:val="○"/>
-      <w:lvlJc w:val="left"/>
-      <w:pPr>
-        <w:ind w:left="1440" w:hanging="360"/>
-      </w:pPr>
-      <w:rPr>
-        <w:u w:val="none"/>
-      </w:rPr>
-    </w:lvl>
-    <w:lvl w:ilvl="2">
-      <w:start w:val="1"/>
-      <w:numFmt w:val="bullet"/>
-      <w:lvlText w:val="■"/>
-      <w:lvlJc w:val="left"/>
-      <w:pPr>
-        <w:ind w:left="2160" w:hanging="360"/>
-      </w:pPr>
-      <w:rPr>
-        <w:u w:val="none"/>
-      </w:rPr>
-    </w:lvl>
-    <w:lvl w:ilvl="3">
-      <w:start w:val="1"/>
-      <w:numFmt w:val="bullet"/>
-      <w:lvlText w:val="●"/>
-      <w:lvlJc w:val="left"/>
-      <w:pPr>
-        <w:ind w:left="2880" w:hanging="360"/>
-      </w:pPr>
-      <w:rPr>
-        <w:u w:val="none"/>
-      </w:rPr>
-    </w:lvl>
-    <w:lvl w:ilvl="4">
-      <w:start w:val="1"/>
-      <w:numFmt w:val="bullet"/>
-      <w:lvlText w:val="○"/>
-      <w:lvlJc w:val="left"/>
-      <w:pPr>
-        <w:ind w:left="3600" w:hanging="360"/>
-      </w:pPr>
-      <w:rPr>
-        <w:u w:val="none"/>
-      </w:rPr>
-    </w:lvl>
-    <w:lvl w:ilvl="5">
-      <w:start w:val="1"/>
-      <w:numFmt w:val="bullet"/>
-      <w:lvlText w:val="■"/>
-      <w:lvlJc w:val="left"/>
-      <w:pPr>
-        <w:ind w:left="4320" w:hanging="360"/>
-      </w:pPr>
-      <w:rPr>
-        <w:u w:val="none"/>
-      </w:rPr>
-    </w:lvl>
-    <w:lvl w:ilvl="6">
-      <w:start w:val="1"/>
-      <w:numFmt w:val="bullet"/>
-      <w:lvlText w:val="●"/>
-      <w:lvlJc w:val="left"/>
-      <w:pPr>
-        <w:ind w:left="5040" w:hanging="360"/>
-      </w:pPr>
-      <w:rPr>
-        <w:u w:val="none"/>
-      </w:rPr>
-    </w:lvl>
-    <w:lvl w:ilvl="7">
-      <w:start w:val="1"/>
-      <w:numFmt w:val="bullet"/>
-      <w:lvlText w:val="○"/>
-      <w:lvlJc w:val="left"/>
-      <w:pPr>
-        <w:ind w:left="5760" w:hanging="360"/>
-      </w:pPr>
-      <w:rPr>
-        <w:u w:val="none"/>
-      </w:rPr>
-    </w:lvl>
-    <w:lvl w:ilvl="8">
-      <w:start w:val="1"/>
-      <w:numFmt w:val="bullet"/>
-      <w:lvlText w:val="■"/>
-      <w:lvlJc w:val="left"/>
-      <w:pPr>
-        <w:ind w:left="6480" w:hanging="360"/>
-      </w:pPr>
-      <w:rPr>
-        <w:u w:val="none"/>
-      </w:rPr>
-    </w:lvl>
-  </w:abstractNum>
-  <w:num w:numId="1" w16cid:durableId="1092435126">
+  <w:num w:numId="1" w16cid:durableId="312638288">
+    <w:abstractNumId w:val="0"/>
+  </w:num>
+  <w:num w:numId="2" w16cid:durableId="1012298899">
+    <w:abstractNumId w:val="2"/>
+  </w:num>
+  <w:num w:numId="3" w16cid:durableId="245116023">
     <w:abstractNumId w:val="3"/>
   </w:num>
-  <w:num w:numId="2" w16cid:durableId="1830946781">
-    <w:abstractNumId w:val="5"/>
-  </w:num>
-  <w:num w:numId="3" w16cid:durableId="864513662">
-    <w:abstractNumId w:val="2"/>
-  </w:num>
-  <w:num w:numId="4" w16cid:durableId="1638949769">
-    <w:abstractNumId w:val="0"/>
-  </w:num>
-  <w:num w:numId="5" w16cid:durableId="657154090">
-    <w:abstractNumId w:val="4"/>
-  </w:num>
-  <w:num w:numId="6" w16cid:durableId="1776704755">
+  <w:num w:numId="4" w16cid:durableId="662704711">
     <w:abstractNumId w:val="1"/>
   </w:num>
 </w:numbering>
@@ -4214,12 +2755,14 @@
     </w:pPr>
     <w:rPr>
       <w:i/>
+      <w:iCs/>
       <w:color w:val="666666"/>
     </w:rPr>
   </w:style>
   <w:style w:type="character" w:default="1" w:styleId="DefaultParagraphFont">
     <w:name w:val="Default Paragraph Font"/>
     <w:uiPriority w:val="1"/>
+    <w:semiHidden/>
     <w:unhideWhenUsed/>
   </w:style>
   <w:style w:type="table" w:default="1" w:styleId="TableNormal">
@@ -4242,6 +2785,17 @@
     <w:uiPriority w:val="99"/>
     <w:semiHidden/>
     <w:unhideWhenUsed/>
+  </w:style>
+  <w:style w:type="table" w:customStyle="1" w:styleId="TableNormal0">
+    <w:name w:val="TableNormal"/>
+    <w:tblPr>
+      <w:tblCellMar>
+        <w:top w:w="100" w:type="dxa"/>
+        <w:left w:w="100" w:type="dxa"/>
+        <w:bottom w:w="100" w:type="dxa"/>
+        <w:right w:w="100" w:type="dxa"/>
+      </w:tblCellMar>
+    </w:tblPr>
   </w:style>
   <w:style w:type="paragraph" w:styleId="Title">
     <w:name w:val="Title"/>
@@ -4271,56 +2825,9 @@
       <w:spacing w:after="320"/>
     </w:pPr>
     <w:rPr>
-      <w:rFonts w:eastAsia="Arial"/>
       <w:color w:val="666666"/>
       <w:sz w:val="30"/>
       <w:szCs w:val="30"/>
-    </w:rPr>
-  </w:style>
-  <w:style w:type="character" w:styleId="Hyperlink">
-    <w:name w:val="Hyperlink"/>
-    <w:basedOn w:val="DefaultParagraphFont"/>
-    <w:uiPriority w:val="99"/>
-    <w:unhideWhenUsed/>
-    <w:rsid w:val="00EF772A"/>
-    <w:rPr>
-      <w:color w:val="0000FF" w:themeColor="hyperlink"/>
-      <w:u w:val="single"/>
-    </w:rPr>
-  </w:style>
-  <w:style w:type="character" w:styleId="UnresolvedMention">
-    <w:name w:val="Unresolved Mention"/>
-    <w:basedOn w:val="DefaultParagraphFont"/>
-    <w:uiPriority w:val="99"/>
-    <w:semiHidden/>
-    <w:unhideWhenUsed/>
-    <w:rsid w:val="00EF772A"/>
-    <w:rPr>
-      <w:color w:val="605E5C"/>
-      <w:shd w:val="clear" w:color="auto" w:fill="E1DFDD"/>
-    </w:rPr>
-  </w:style>
-  <w:style w:type="paragraph" w:styleId="ListParagraph">
-    <w:name w:val="List Paragraph"/>
-    <w:basedOn w:val="Normal"/>
-    <w:uiPriority w:val="34"/>
-    <w:qFormat/>
-    <w:rsid w:val="00E610F3"/>
-    <w:pPr>
-      <w:ind w:leftChars="400" w:left="840"/>
-    </w:pPr>
-  </w:style>
-  <w:style w:type="paragraph" w:styleId="NormalWeb">
-    <w:name w:val="Normal (Web)"/>
-    <w:basedOn w:val="Normal"/>
-    <w:uiPriority w:val="99"/>
-    <w:semiHidden/>
-    <w:unhideWhenUsed/>
-    <w:rsid w:val="00F543D7"/>
-    <w:rPr>
-      <w:rFonts w:ascii="Times New Roman" w:hAnsi="Times New Roman" w:cs="Times New Roman"/>
-      <w:sz w:val="24"/>
-      <w:szCs w:val="24"/>
     </w:rPr>
   </w:style>
 </w:styles>
@@ -4644,19 +3151,4 @@
   </a:objectDefaults>
   <a:extraClrSchemeLst/>
 </a:theme>
-</file>
-
-<file path=customXml/item1.xml><?xml version="1.0" encoding="utf-8"?>
-<go:gDocsCustomXmlDataStorage xmlns:go="http://customooxmlschemas.google.com/" xmlns:r="http://schemas.openxmlformats.org/officeDocument/2006/relationships" uri="GoogleDocsCustomDataVersion1">
-  <go:docsCustomData xmlns:go="http://customooxmlschemas.google.com/" roundtripDataSignature="AMtx7miDIMlZSsbDYyVzHheVQwhOtVDRxw==">AMUW2mVczholDJdCg+I7hO96LMY48P18G8GFl6g17+kR8uytomgIzMF3Y6HUOFfjepiD8Bgq0rsCLgsFPM2KEIhNt6GnPRcOYx3+5zqCmaIUeHA7SIwGoAU=</go:docsCustomData>
-</go:gDocsCustomXmlDataStorage>
-</file>
-
-<file path=customXml/itemProps1.xml><?xml version="1.0" encoding="utf-8"?>
-<ds:datastoreItem xmlns:ds="http://schemas.openxmlformats.org/officeDocument/2006/customXml" ds:itemID="{11111111-1234-1234-1234-123412341234}">
-  <ds:schemaRefs>
-    <ds:schemaRef ds:uri="http://customooxmlschemas.google.com/"/>
-    <ds:schemaRef ds:uri="http://schemas.openxmlformats.org/officeDocument/2006/relationships"/>
-  </ds:schemaRefs>
-</ds:datastoreItem>
 </file>